--- a/lessons/2-3/homework.docx
+++ b/lessons/2-3/homework.docx
@@ -106,7 +106,55 @@
     </w:p>
     <w:p>
       <w:pPr>
-        <w:spacing w:after="60"/>
+        <w:keepNext/>
+        <w:spacing w:after="20" w:before="80"/>
+        <w:jc w:val="center"/>
+      </w:pPr>
+      <w:r>
+        <w:drawing>
+          <wp:inline distT="0" distB="0" distL="0" distR="0">
+            <wp:extent cx="1047750" cy="790575"/>
+            <wp:effectExtent t="0" r="0" b="0" l="0"/>
+            <wp:docPr id="1" name="" descr="" title=""/>
+            <wp:cNvGraphicFramePr>
+              <a:graphicFrameLocks xmlns:a="http://schemas.openxmlformats.org/drawingml/2006/main" noChangeAspect="1"/>
+            </wp:cNvGraphicFramePr>
+            <a:graphic xmlns:a="http://schemas.openxmlformats.org/drawingml/2006/main">
+              <a:graphicData uri="http://schemas.openxmlformats.org/drawingml/2006/picture">
+                <pic:pic xmlns:pic="http://schemas.openxmlformats.org/drawingml/2006/picture">
+                  <pic:nvPicPr>
+                    <pic:cNvPr id="0" name="" descr=""/>
+                    <pic:cNvPicPr>
+                      <a:picLocks noChangeAspect="1" noChangeArrowheads="1"/>
+                    </pic:cNvPicPr>
+                  </pic:nvPicPr>
+                  <pic:blipFill>
+                    <a:blip r:embed="rId7" cstate="none"/>
+                    <a:srcRect/>
+                    <a:stretch>
+                      <a:fillRect/>
+                    </a:stretch>
+                  </pic:blipFill>
+                  <pic:spPr bwMode="auto">
+                    <a:xfrm>
+                      <a:off x="0" y="0"/>
+                      <a:ext cx="1047750" cy="790575"/>
+                    </a:xfrm>
+                    <a:prstGeom prst="rect">
+                      <a:avLst/>
+                    </a:prstGeom>
+                  </pic:spPr>
+                </pic:pic>
+              </a:graphicData>
+            </a:graphic>
+          </wp:inline>
+        </w:drawing>
+      </w:r>
+    </w:p>
+    <w:p>
+      <w:pPr>
+        <w:keepNext/>
+        <w:spacing w:after="120"/>
       </w:pPr>
       <w:r>
         <w:rPr>
@@ -116,12 +164,60 @@
         <w:t xml:space="preserve">Dividend (Dividendo)</w:t>
       </w:r>
       <w:r>
-        <w:t xml:space="preserve"> — The number being divided</w:t>
-      </w:r>
-    </w:p>
-    <w:p>
-      <w:pPr>
-        <w:spacing w:after="60"/>
+        <w:t xml:space="preserve"> — The number you are splitting up in a division problem.</w:t>
+      </w:r>
+    </w:p>
+    <w:p>
+      <w:pPr>
+        <w:keepNext/>
+        <w:spacing w:after="20" w:before="80"/>
+        <w:jc w:val="center"/>
+      </w:pPr>
+      <w:r>
+        <w:drawing>
+          <wp:inline distT="0" distB="0" distL="0" distR="0">
+            <wp:extent cx="1047750" cy="790575"/>
+            <wp:effectExtent t="0" r="0" b="0" l="0"/>
+            <wp:docPr id="1" name="" descr="" title=""/>
+            <wp:cNvGraphicFramePr>
+              <a:graphicFrameLocks xmlns:a="http://schemas.openxmlformats.org/drawingml/2006/main" noChangeAspect="1"/>
+            </wp:cNvGraphicFramePr>
+            <a:graphic xmlns:a="http://schemas.openxmlformats.org/drawingml/2006/main">
+              <a:graphicData uri="http://schemas.openxmlformats.org/drawingml/2006/picture">
+                <pic:pic xmlns:pic="http://schemas.openxmlformats.org/drawingml/2006/picture">
+                  <pic:nvPicPr>
+                    <pic:cNvPr id="0" name="" descr=""/>
+                    <pic:cNvPicPr>
+                      <a:picLocks noChangeAspect="1" noChangeArrowheads="1"/>
+                    </pic:cNvPicPr>
+                  </pic:nvPicPr>
+                  <pic:blipFill>
+                    <a:blip r:embed="rId8" cstate="none"/>
+                    <a:srcRect/>
+                    <a:stretch>
+                      <a:fillRect/>
+                    </a:stretch>
+                  </pic:blipFill>
+                  <pic:spPr bwMode="auto">
+                    <a:xfrm>
+                      <a:off x="0" y="0"/>
+                      <a:ext cx="1047750" cy="790575"/>
+                    </a:xfrm>
+                    <a:prstGeom prst="rect">
+                      <a:avLst/>
+                    </a:prstGeom>
+                  </pic:spPr>
+                </pic:pic>
+              </a:graphicData>
+            </a:graphic>
+          </wp:inline>
+        </w:drawing>
+      </w:r>
+    </w:p>
+    <w:p>
+      <w:pPr>
+        <w:keepNext/>
+        <w:spacing w:after="120"/>
       </w:pPr>
       <w:r>
         <w:rPr>
@@ -131,12 +227,60 @@
         <w:t xml:space="preserve">Divisor (Divisor)</w:t>
       </w:r>
       <w:r>
-        <w:t xml:space="preserve"> — The number you divide by</w:t>
-      </w:r>
-    </w:p>
-    <w:p>
-      <w:pPr>
-        <w:spacing w:after="60"/>
+        <w:t xml:space="preserve"> — The number you split by in a division problem.</w:t>
+      </w:r>
+    </w:p>
+    <w:p>
+      <w:pPr>
+        <w:keepNext/>
+        <w:spacing w:after="20" w:before="80"/>
+        <w:jc w:val="center"/>
+      </w:pPr>
+      <w:r>
+        <w:drawing>
+          <wp:inline distT="0" distB="0" distL="0" distR="0">
+            <wp:extent cx="1047750" cy="790575"/>
+            <wp:effectExtent t="0" r="0" b="0" l="0"/>
+            <wp:docPr id="1" name="" descr="" title=""/>
+            <wp:cNvGraphicFramePr>
+              <a:graphicFrameLocks xmlns:a="http://schemas.openxmlformats.org/drawingml/2006/main" noChangeAspect="1"/>
+            </wp:cNvGraphicFramePr>
+            <a:graphic xmlns:a="http://schemas.openxmlformats.org/drawingml/2006/main">
+              <a:graphicData uri="http://schemas.openxmlformats.org/drawingml/2006/picture">
+                <pic:pic xmlns:pic="http://schemas.openxmlformats.org/drawingml/2006/picture">
+                  <pic:nvPicPr>
+                    <pic:cNvPr id="0" name="" descr=""/>
+                    <pic:cNvPicPr>
+                      <a:picLocks noChangeAspect="1" noChangeArrowheads="1"/>
+                    </pic:cNvPicPr>
+                  </pic:nvPicPr>
+                  <pic:blipFill>
+                    <a:blip r:embed="rId9" cstate="none"/>
+                    <a:srcRect/>
+                    <a:stretch>
+                      <a:fillRect/>
+                    </a:stretch>
+                  </pic:blipFill>
+                  <pic:spPr bwMode="auto">
+                    <a:xfrm>
+                      <a:off x="0" y="0"/>
+                      <a:ext cx="1047750" cy="790575"/>
+                    </a:xfrm>
+                    <a:prstGeom prst="rect">
+                      <a:avLst/>
+                    </a:prstGeom>
+                  </pic:spPr>
+                </pic:pic>
+              </a:graphicData>
+            </a:graphic>
+          </wp:inline>
+        </w:drawing>
+      </w:r>
+    </w:p>
+    <w:p>
+      <w:pPr>
+        <w:keepNext/>
+        <w:spacing w:after="120"/>
       </w:pPr>
       <w:r>
         <w:rPr>
@@ -146,12 +290,60 @@
         <w:t xml:space="preserve">Reciprocal (Recíproco)</w:t>
       </w:r>
       <w:r>
-        <w:t xml:space="preserve"> — A fraction flipped — the numerator and denominator switch</w:t>
-      </w:r>
-    </w:p>
-    <w:p>
-      <w:pPr>
-        <w:spacing w:after="60"/>
+        <w:t xml:space="preserve"> — A fraction turned upside down.</w:t>
+      </w:r>
+    </w:p>
+    <w:p>
+      <w:pPr>
+        <w:keepNext/>
+        <w:spacing w:after="20" w:before="80"/>
+        <w:jc w:val="center"/>
+      </w:pPr>
+      <w:r>
+        <w:drawing>
+          <wp:inline distT="0" distB="0" distL="0" distR="0">
+            <wp:extent cx="1047750" cy="790575"/>
+            <wp:effectExtent t="0" r="0" b="0" l="0"/>
+            <wp:docPr id="1" name="" descr="" title=""/>
+            <wp:cNvGraphicFramePr>
+              <a:graphicFrameLocks xmlns:a="http://schemas.openxmlformats.org/drawingml/2006/main" noChangeAspect="1"/>
+            </wp:cNvGraphicFramePr>
+            <a:graphic xmlns:a="http://schemas.openxmlformats.org/drawingml/2006/main">
+              <a:graphicData uri="http://schemas.openxmlformats.org/drawingml/2006/picture">
+                <pic:pic xmlns:pic="http://schemas.openxmlformats.org/drawingml/2006/picture">
+                  <pic:nvPicPr>
+                    <pic:cNvPr id="0" name="" descr=""/>
+                    <pic:cNvPicPr>
+                      <a:picLocks noChangeAspect="1" noChangeArrowheads="1"/>
+                    </pic:cNvPicPr>
+                  </pic:nvPicPr>
+                  <pic:blipFill>
+                    <a:blip r:embed="rId10" cstate="none"/>
+                    <a:srcRect/>
+                    <a:stretch>
+                      <a:fillRect/>
+                    </a:stretch>
+                  </pic:blipFill>
+                  <pic:spPr bwMode="auto">
+                    <a:xfrm>
+                      <a:off x="0" y="0"/>
+                      <a:ext cx="1047750" cy="790575"/>
+                    </a:xfrm>
+                    <a:prstGeom prst="rect">
+                      <a:avLst/>
+                    </a:prstGeom>
+                  </pic:spPr>
+                </pic:pic>
+              </a:graphicData>
+            </a:graphic>
+          </wp:inline>
+        </w:drawing>
+      </w:r>
+    </w:p>
+    <w:p>
+      <w:pPr>
+        <w:keepNext/>
+        <w:spacing w:after="120"/>
       </w:pPr>
       <w:r>
         <w:rPr>
@@ -161,12 +353,60 @@
         <w:t xml:space="preserve">Quotient (Cociente)</w:t>
       </w:r>
       <w:r>
-        <w:t xml:space="preserve"> — The result of division</w:t>
-      </w:r>
-    </w:p>
-    <w:p>
-      <w:pPr>
-        <w:spacing w:after="60"/>
+        <w:t xml:space="preserve"> — The answer when you divide.</w:t>
+      </w:r>
+    </w:p>
+    <w:p>
+      <w:pPr>
+        <w:keepNext/>
+        <w:spacing w:after="20" w:before="80"/>
+        <w:jc w:val="center"/>
+      </w:pPr>
+      <w:r>
+        <w:drawing>
+          <wp:inline distT="0" distB="0" distL="0" distR="0">
+            <wp:extent cx="1047750" cy="790575"/>
+            <wp:effectExtent t="0" r="0" b="0" l="0"/>
+            <wp:docPr id="1" name="" descr="" title=""/>
+            <wp:cNvGraphicFramePr>
+              <a:graphicFrameLocks xmlns:a="http://schemas.openxmlformats.org/drawingml/2006/main" noChangeAspect="1"/>
+            </wp:cNvGraphicFramePr>
+            <a:graphic xmlns:a="http://schemas.openxmlformats.org/drawingml/2006/main">
+              <a:graphicData uri="http://schemas.openxmlformats.org/drawingml/2006/picture">
+                <pic:pic xmlns:pic="http://schemas.openxmlformats.org/drawingml/2006/picture">
+                  <pic:nvPicPr>
+                    <pic:cNvPr id="0" name="" descr=""/>
+                    <pic:cNvPicPr>
+                      <a:picLocks noChangeAspect="1" noChangeArrowheads="1"/>
+                    </pic:cNvPicPr>
+                  </pic:nvPicPr>
+                  <pic:blipFill>
+                    <a:blip r:embed="rId11" cstate="none"/>
+                    <a:srcRect/>
+                    <a:stretch>
+                      <a:fillRect/>
+                    </a:stretch>
+                  </pic:blipFill>
+                  <pic:spPr bwMode="auto">
+                    <a:xfrm>
+                      <a:off x="0" y="0"/>
+                      <a:ext cx="1047750" cy="790575"/>
+                    </a:xfrm>
+                    <a:prstGeom prst="rect">
+                      <a:avLst/>
+                    </a:prstGeom>
+                  </pic:spPr>
+                </pic:pic>
+              </a:graphicData>
+            </a:graphic>
+          </wp:inline>
+        </w:drawing>
+      </w:r>
+    </w:p>
+    <w:p>
+      <w:pPr>
+        <w:keepNext/>
+        <w:spacing w:after="120"/>
       </w:pPr>
       <w:r>
         <w:rPr>
@@ -176,7 +416,7 @@
         <w:t xml:space="preserve">Simplify (Simplificar)</w:t>
       </w:r>
       <w:r>
-        <w:t xml:space="preserve"> — To write a fraction in its lowest terms by dividing numerator and denominator by their GCF</w:t>
+        <w:t xml:space="preserve"> — To make a fraction smaller using the same parts, like 2/4 = 1/2.</w:t>
       </w:r>
     </w:p>
     <w:p>

--- a/lessons/2-3/homework.docx
+++ b/lessons/2-3/homework.docx
@@ -24,7 +24,7 @@
           <w:i/>
           <w:iCs/>
         </w:rPr>
-        <w:t xml:space="preserve">Lesson 2-3  •  Standard 6.NS.1</w:t>
+        <w:t xml:space="preserve">Lesson 2-3  •  Standard 6.NOS.1</w:t>
       </w:r>
     </w:p>
     <w:p>
@@ -1087,7 +1087,88 @@
           <w:b/>
           <w:bCs/>
         </w:rPr>
-        <w:t xml:space="preserve">6. What is (3/4) ÷ (1/2)?</w:t>
+        <w:t xml:space="preserve">6. onLevel — Spot the Common Mistake</w:t>
+      </w:r>
+    </w:p>
+    <w:p>
+      <w:pPr>
+        <w:spacing w:after="40" w:before="0"/>
+      </w:pPr>
+      <w:r>
+        <w:t xml:space="preserve">   Step 1 (Read): A student is working on Divide Fractions.</w:t>
+      </w:r>
+    </w:p>
+    <w:p>
+      <w:pPr>
+        <w:spacing w:after="40" w:before="0"/>
+      </w:pPr>
+      <w:r>
+        <w:t xml:space="preserve">   Step 2 (Attempt): They ignored the rule: To divide fractions, multiply the first fraction by the reciprocal of the second, then simplify the answer.</w:t>
+      </w:r>
+    </w:p>
+    <w:p>
+      <w:pPr>
+        <w:spacing w:after="40" w:before="0"/>
+      </w:pPr>
+      <w:r>
+        <w:t xml:space="preserve">   Step 3 (Check): The answer does not match the math rule from class.</w:t>
+      </w:r>
+    </w:p>
+    <w:p>
+      <w:pPr>
+        <w:spacing w:after="60" w:before="0"/>
+      </w:pPr>
+      <w:r>
+        <w:rPr>
+          <w:i/>
+          <w:iCs/>
+        </w:rPr>
+        <w:t xml:space="preserve">Which step has the mistake? Explain and fix it:</w:t>
+      </w:r>
+    </w:p>
+    <w:p>
+      <w:pPr>
+        <w:spacing w:after="60" w:before="120"/>
+      </w:pPr>
+      <w:r>
+        <w:rPr>
+          <w:color w:val="BBBBBB"/>
+        </w:rPr>
+        <w:t xml:space="preserve">______________________________________________________________________</w:t>
+      </w:r>
+    </w:p>
+    <w:p>
+      <w:pPr>
+        <w:spacing w:after="60" w:before="120"/>
+      </w:pPr>
+      <w:r>
+        <w:rPr>
+          <w:color w:val="BBBBBB"/>
+        </w:rPr>
+        <w:t xml:space="preserve">______________________________________________________________________</w:t>
+      </w:r>
+    </w:p>
+    <w:p>
+      <w:pPr>
+        <w:spacing w:after="60" w:before="120"/>
+      </w:pPr>
+      <w:r>
+        <w:rPr>
+          <w:color w:val="BBBBBB"/>
+        </w:rPr>
+        <w:t xml:space="preserve">______________________________________________________________________</w:t>
+      </w:r>
+    </w:p>
+    <w:p>
+      <w:pPr>
+        <w:spacing w:after="80" w:before="0"/>
+      </w:pPr>
+      <w:r>
+        <w:rPr>
+          <w:b/>
+          <w:bCs/>
+        </w:rPr>
+        <w:t xml:space="preserve">7. What is (3/4) ÷ (1/2)?</w:t>
       </w:r>
     </w:p>
     <w:p>
@@ -1142,7 +1223,7 @@
           <w:b/>
           <w:bCs/>
         </w:rPr>
-        <w:t xml:space="preserve">7. What is (2/3) ÷ (4/9)?</w:t>
+        <w:t xml:space="preserve">8. What is (2/3) ÷ (4/9)?</w:t>
       </w:r>
     </w:p>
     <w:p>
@@ -1197,7 +1278,7 @@
           <w:b/>
           <w:bCs/>
         </w:rPr>
-        <w:t xml:space="preserve">8. What is (5/6) ÷ (5/12)?</w:t>
+        <w:t xml:space="preserve">9. What is (5/6) ÷ (5/12)?</w:t>
       </w:r>
     </w:p>
     <w:p>
@@ -1252,7 +1333,7 @@
           <w:b/>
           <w:bCs/>
         </w:rPr>
-        <w:t xml:space="preserve">9. What is (7/8) ÷ (1/4)?</w:t>
+        <w:t xml:space="preserve">10. What is (7/8) ÷ (1/4)?</w:t>
       </w:r>
     </w:p>
     <w:p>
@@ -1330,10 +1411,22 @@
     </w:p>
     <w:p>
       <w:pPr>
+        <w:spacing w:after="20" w:before="0"/>
+      </w:pPr>
+      <w:r>
+        <w:t xml:space="preserve">     To find the reciprocal, flip the fraction. The reciprocal of 3/5 is 5/3.</w:t>
+      </w:r>
+    </w:p>
+    <w:p>
+      <w:pPr>
         <w:spacing w:after="80" w:before="0"/>
       </w:pPr>
       <w:r>
-        <w:t xml:space="preserve">     To find the reciprocal, flip the fraction. The reciprocal of 3/5 is 5/3.</w:t>
+        <w:rPr>
+          <w:i/>
+          <w:iCs/>
+        </w:rPr>
+        <w:t xml:space="preserve">     Watch for: A common mistake in Divide Fractions is skipping the key idea: "To divide fractions, multiply the first fraction by the reciprocal of the second, then simplify the answer." — always check your work against this rule before you submit.</w:t>
       </w:r>
     </w:p>
     <w:p>
@@ -1350,10 +1443,22 @@
     </w:p>
     <w:p>
       <w:pPr>
+        <w:spacing w:after="20" w:before="0"/>
+      </w:pPr>
+      <w:r>
+        <w:t xml:space="preserve">     1/2 ÷ 1/4 = 1/2 × 4/1 = 4/2 = 2. Two 1/4-size pieces fit into 1/2.</w:t>
+      </w:r>
+    </w:p>
+    <w:p>
+      <w:pPr>
         <w:spacing w:after="80" w:before="0"/>
       </w:pPr>
       <w:r>
-        <w:t xml:space="preserve">     1/2 ÷ 1/4 = 1/2 × 4/1 = 4/2 = 2. Two 1/4-size pieces fit into 1/2.</w:t>
+        <w:rPr>
+          <w:i/>
+          <w:iCs/>
+        </w:rPr>
+        <w:t xml:space="preserve">     Watch for: A common mistake in Divide Fractions is skipping the key idea: "To divide fractions, multiply the first fraction by the reciprocal of the second, then simplify the answer." — always check your work against this rule before you submit.</w:t>
       </w:r>
     </w:p>
     <w:p>
@@ -1490,22 +1595,70 @@
     </w:p>
     <w:p>
       <w:pPr>
+        <w:spacing w:after="20" w:before="0"/>
+      </w:pPr>
+      <w:r>
+        <w:t xml:space="preserve">     2/3 ÷ 1/6 = 2/3 × 6/1 = 12/3 = 4 scoops.</w:t>
+      </w:r>
+    </w:p>
+    <w:p>
+      <w:pPr>
         <w:spacing w:after="80" w:before="0"/>
       </w:pPr>
       <w:r>
-        <w:t xml:space="preserve">     2/3 ÷ 1/6 = 2/3 × 6/1 = 12/3 = 4 scoops.</w:t>
-      </w:r>
-    </w:p>
-    <w:p>
-      <w:pPr>
-        <w:spacing w:after="40" w:before="0"/>
-      </w:pPr>
-      <w:r>
-        <w:rPr>
-          <w:b/>
-          <w:bCs/>
-        </w:rPr>
-        <w:t xml:space="preserve">6. A. 3/2</w:t>
+        <w:rPr>
+          <w:i/>
+          <w:iCs/>
+        </w:rPr>
+        <w:t xml:space="preserve">     Watch for: A common mistake in Divide Fractions is skipping the key idea: "To divide fractions, multiply the first fraction by the reciprocal of the second, then simplify the answer." — always check your work against this rule before you submit.</w:t>
+      </w:r>
+    </w:p>
+    <w:p>
+      <w:pPr>
+        <w:spacing w:after="40" w:before="0"/>
+      </w:pPr>
+      <w:r>
+        <w:rPr>
+          <w:b/>
+          <w:bCs/>
+        </w:rPr>
+        <w:t xml:space="preserve">6. onLevel — Spot the Common Mistake</w:t>
+      </w:r>
+    </w:p>
+    <w:p>
+      <w:pPr>
+        <w:spacing w:after="20" w:before="0"/>
+      </w:pPr>
+      <w:r>
+        <w:t xml:space="preserve">     The mistake is in Step 2.</w:t>
+      </w:r>
+    </w:p>
+    <w:p>
+      <w:pPr>
+        <w:spacing w:after="20" w:before="0"/>
+      </w:pPr>
+      <w:r>
+        <w:t xml:space="preserve">     Correct work: Follow the key idea: To divide fractions, multiply the first fraction by the reciprocal of the second, then simplify the answer.</w:t>
+      </w:r>
+    </w:p>
+    <w:p>
+      <w:pPr>
+        <w:spacing w:after="40" w:before="0"/>
+      </w:pPr>
+      <w:r>
+        <w:rPr>
+          <w:b/>
+          <w:bCs/>
+        </w:rPr>
+        <w:t xml:space="preserve">7. A. 3/2</w:t>
+      </w:r>
+    </w:p>
+    <w:p>
+      <w:pPr>
+        <w:spacing w:after="20" w:before="0"/>
+      </w:pPr>
+      <w:r>
+        <w:t xml:space="preserve">     (3/4) ÷ (1/2) = (3/4) × (2/1) = 6/4 = 3/2.</w:t>
       </w:r>
     </w:p>
     <w:p>
@@ -1513,19 +1666,31 @@
         <w:spacing w:after="80" w:before="0"/>
       </w:pPr>
       <w:r>
-        <w:t xml:space="preserve">     (3/4) ÷ (1/2) = (3/4) × (2/1) = 6/4 = 3/2.</w:t>
-      </w:r>
-    </w:p>
-    <w:p>
-      <w:pPr>
-        <w:spacing w:after="40" w:before="0"/>
-      </w:pPr>
-      <w:r>
-        <w:rPr>
-          <w:b/>
-          <w:bCs/>
-        </w:rPr>
-        <w:t xml:space="preserve">7. A. 3/2</w:t>
+        <w:rPr>
+          <w:i/>
+          <w:iCs/>
+        </w:rPr>
+        <w:t xml:space="preserve">     Watch for: A common mistake in Divide Fractions is skipping the key idea: "To divide fractions, multiply the first fraction by the reciprocal of the second, then simplify the answer." — always check your work against this rule before you submit.</w:t>
+      </w:r>
+    </w:p>
+    <w:p>
+      <w:pPr>
+        <w:spacing w:after="40" w:before="0"/>
+      </w:pPr>
+      <w:r>
+        <w:rPr>
+          <w:b/>
+          <w:bCs/>
+        </w:rPr>
+        <w:t xml:space="preserve">8. A. 3/2</w:t>
+      </w:r>
+    </w:p>
+    <w:p>
+      <w:pPr>
+        <w:spacing w:after="20" w:before="0"/>
+      </w:pPr>
+      <w:r>
+        <w:t xml:space="preserve">     (2/3) × (9/4) = 18/12 = 3/2.</w:t>
       </w:r>
     </w:p>
     <w:p>
@@ -1533,19 +1698,31 @@
         <w:spacing w:after="80" w:before="0"/>
       </w:pPr>
       <w:r>
-        <w:t xml:space="preserve">     (2/3) × (9/4) = 18/12 = 3/2.</w:t>
-      </w:r>
-    </w:p>
-    <w:p>
-      <w:pPr>
-        <w:spacing w:after="40" w:before="0"/>
-      </w:pPr>
-      <w:r>
-        <w:rPr>
-          <w:b/>
-          <w:bCs/>
-        </w:rPr>
-        <w:t xml:space="preserve">8. A. 2</w:t>
+        <w:rPr>
+          <w:i/>
+          <w:iCs/>
+        </w:rPr>
+        <w:t xml:space="preserve">     Watch for: A common mistake in Divide Fractions is skipping the key idea: "To divide fractions, multiply the first fraction by the reciprocal of the second, then simplify the answer." — always check your work against this rule before you submit.</w:t>
+      </w:r>
+    </w:p>
+    <w:p>
+      <w:pPr>
+        <w:spacing w:after="40" w:before="0"/>
+      </w:pPr>
+      <w:r>
+        <w:rPr>
+          <w:b/>
+          <w:bCs/>
+        </w:rPr>
+        <w:t xml:space="preserve">9. A. 2</w:t>
+      </w:r>
+    </w:p>
+    <w:p>
+      <w:pPr>
+        <w:spacing w:after="20" w:before="0"/>
+      </w:pPr>
+      <w:r>
+        <w:t xml:space="preserve">     (5/6) × (12/5) = 60/30 = 2.</w:t>
       </w:r>
     </w:p>
     <w:p>
@@ -1553,19 +1730,31 @@
         <w:spacing w:after="80" w:before="0"/>
       </w:pPr>
       <w:r>
-        <w:t xml:space="preserve">     (5/6) × (12/5) = 60/30 = 2.</w:t>
-      </w:r>
-    </w:p>
-    <w:p>
-      <w:pPr>
-        <w:spacing w:after="40" w:before="0"/>
-      </w:pPr>
-      <w:r>
-        <w:rPr>
-          <w:b/>
-          <w:bCs/>
-        </w:rPr>
-        <w:t xml:space="preserve">9. A. 7/2</w:t>
+        <w:rPr>
+          <w:i/>
+          <w:iCs/>
+        </w:rPr>
+        <w:t xml:space="preserve">     Watch for: A common mistake in Divide Fractions is skipping the key idea: "To divide fractions, multiply the first fraction by the reciprocal of the second, then simplify the answer." — always check your work against this rule before you submit.</w:t>
+      </w:r>
+    </w:p>
+    <w:p>
+      <w:pPr>
+        <w:spacing w:after="40" w:before="0"/>
+      </w:pPr>
+      <w:r>
+        <w:rPr>
+          <w:b/>
+          <w:bCs/>
+        </w:rPr>
+        <w:t xml:space="preserve">10. A. 7/2</w:t>
+      </w:r>
+    </w:p>
+    <w:p>
+      <w:pPr>
+        <w:spacing w:after="20" w:before="0"/>
+      </w:pPr>
+      <w:r>
+        <w:t xml:space="preserve">     (7/8) × (4/1) = 28/8 = 7/2.</w:t>
       </w:r>
     </w:p>
     <w:p>
@@ -1573,7 +1762,11 @@
         <w:spacing w:after="80" w:before="0"/>
       </w:pPr>
       <w:r>
-        <w:t xml:space="preserve">     (7/8) × (4/1) = 28/8 = 7/2.</w:t>
+        <w:rPr>
+          <w:i/>
+          <w:iCs/>
+        </w:rPr>
+        <w:t xml:space="preserve">     Watch for: A common mistake in Divide Fractions is skipping the key idea: "To divide fractions, multiply the first fraction by the reciprocal of the second, then simplify the answer." — always check your work against this rule before you submit.</w:t>
       </w:r>
     </w:p>
     <w:sectPr>

--- a/lessons/2-3/homework.docx
+++ b/lessons/2-3/homework.docx
@@ -1087,31 +1087,39 @@
           <w:b/>
           <w:bCs/>
         </w:rPr>
-        <w:t xml:space="preserve">6. onLevel — Spot the Common Mistake</w:t>
-      </w:r>
-    </w:p>
-    <w:p>
-      <w:pPr>
-        <w:spacing w:after="40" w:before="0"/>
-      </w:pPr>
-      <w:r>
-        <w:t xml:space="preserve">   Step 1 (Read): A student is working on Divide Fractions.</w:t>
-      </w:r>
-    </w:p>
-    <w:p>
-      <w:pPr>
-        <w:spacing w:after="40" w:before="0"/>
-      </w:pPr>
-      <w:r>
-        <w:t xml:space="preserve">   Step 2 (Attempt): They ignored the rule: To divide fractions, multiply the first fraction by the reciprocal of the second, then simplify the answer.</w:t>
-      </w:r>
-    </w:p>
-    <w:p>
-      <w:pPr>
-        <w:spacing w:after="40" w:before="0"/>
-      </w:pPr>
-      <w:r>
-        <w:t xml:space="preserve">   Step 3 (Check): The answer does not match the math rule from class.</w:t>
+        <w:t xml:space="preserve">6. Spot the Common Mistake</w:t>
+      </w:r>
+    </w:p>
+    <w:p>
+      <w:pPr>
+        <w:spacing w:after="40" w:before="0"/>
+      </w:pPr>
+      <w:r>
+        <w:t xml:space="preserve">   Step 1 (Problem): 2/3 ÷ 1/2</w:t>
+      </w:r>
+    </w:p>
+    <w:p>
+      <w:pPr>
+        <w:spacing w:after="40" w:before="0"/>
+      </w:pPr>
+      <w:r>
+        <w:t xml:space="preserve">   Step 2 (Change ÷ to × (but forgot to flip)): 2/3 × 1/2</w:t>
+      </w:r>
+    </w:p>
+    <w:p>
+      <w:pPr>
+        <w:spacing w:after="40" w:before="0"/>
+      </w:pPr>
+      <w:r>
+        <w:t xml:space="preserve">   Step 3 (Multiply): 2/6</w:t>
+      </w:r>
+    </w:p>
+    <w:p>
+      <w:pPr>
+        <w:spacing w:after="40" w:before="0"/>
+      </w:pPr>
+      <w:r>
+        <w:t xml:space="preserve">   Step 4 (Simplify): 1/3</w:t>
       </w:r>
     </w:p>
     <w:p>
@@ -1426,7 +1434,7 @@
           <w:i/>
           <w:iCs/>
         </w:rPr>
-        <w:t xml:space="preserve">     Watch for: A common mistake in Divide Fractions is skipping the key idea: "To divide fractions, multiply the first fraction by the reciprocal of the second, then simplify the answer." — always check your work against this rule before you submit.</w:t>
+        <w:t xml:space="preserve">     Watch for: A common mistake in Divide Fractions is flipping the wrong fraction: students flip the dividend (the first fraction) instead of the divisor (the second fraction). For example, solving 3/4 ÷ 5/8 by flipping 3/4 to 4/3 and keeping 5/8 gives 4/3 × 5/8 = 20/24 = 5/6 — but only the divisor gets flipped. Keep 3/4, change ÷ to ×, and flip only the divisor 5/8 to its reciprocal 8/5: 3/4 × 8/5 = 24/20 = 6/5. Before you submit, check that the fraction you kept (the dividend) is still facing the same way it started.</w:t>
       </w:r>
     </w:p>
     <w:p>
@@ -1458,7 +1466,7 @@
           <w:i/>
           <w:iCs/>
         </w:rPr>
-        <w:t xml:space="preserve">     Watch for: A common mistake in Divide Fractions is skipping the key idea: "To divide fractions, multiply the first fraction by the reciprocal of the second, then simplify the answer." — always check your work against this rule before you submit.</w:t>
+        <w:t xml:space="preserve">     Watch for: A common mistake in Divide Fractions is flipping the wrong fraction: students flip the dividend (the first fraction) instead of the divisor (the second fraction). For example, solving 3/4 ÷ 5/8 by flipping 3/4 to 4/3 and keeping 5/8 gives 4/3 × 5/8 = 20/24 = 5/6 — but only the divisor gets flipped. Keep 3/4, change ÷ to ×, and flip only the divisor 5/8 to its reciprocal 8/5: 3/4 × 8/5 = 24/20 = 6/5. Before you submit, check that the fraction you kept (the dividend) is still facing the same way it started.</w:t>
       </w:r>
     </w:p>
     <w:p>
@@ -1610,19 +1618,19 @@
           <w:i/>
           <w:iCs/>
         </w:rPr>
-        <w:t xml:space="preserve">     Watch for: A common mistake in Divide Fractions is skipping the key idea: "To divide fractions, multiply the first fraction by the reciprocal of the second, then simplify the answer." — always check your work against this rule before you submit.</w:t>
-      </w:r>
-    </w:p>
-    <w:p>
-      <w:pPr>
-        <w:spacing w:after="40" w:before="0"/>
-      </w:pPr>
-      <w:r>
-        <w:rPr>
-          <w:b/>
-          <w:bCs/>
-        </w:rPr>
-        <w:t xml:space="preserve">6. onLevel — Spot the Common Mistake</w:t>
+        <w:t xml:space="preserve">     Watch for: A common mistake in Divide Fractions is flipping the wrong fraction: students flip the dividend (the first fraction) instead of the divisor (the second fraction). For example, solving 3/4 ÷ 5/8 by flipping 3/4 to 4/3 and keeping 5/8 gives 4/3 × 5/8 = 20/24 = 5/6 — but only the divisor gets flipped. Keep 3/4, change ÷ to ×, and flip only the divisor 5/8 to its reciprocal 8/5: 3/4 × 8/5 = 24/20 = 6/5. Before you submit, check that the fraction you kept (the dividend) is still facing the same way it started.</w:t>
+      </w:r>
+    </w:p>
+    <w:p>
+      <w:pPr>
+        <w:spacing w:after="40" w:before="0"/>
+      </w:pPr>
+      <w:r>
+        <w:rPr>
+          <w:b/>
+          <w:bCs/>
+        </w:rPr>
+        <w:t xml:space="preserve">6. Spot the Common Mistake</w:t>
       </w:r>
     </w:p>
     <w:p>
@@ -1638,7 +1646,7 @@
         <w:spacing w:after="20" w:before="0"/>
       </w:pPr>
       <w:r>
-        <w:t xml:space="preserve">     Correct work: Follow the key idea: To divide fractions, multiply the first fraction by the reciprocal of the second, then simplify the answer.</w:t>
+        <w:t xml:space="preserve">     Correct work: The student changed ÷ to × but forgot to flip the divisor. Keep 2/3, change ÷ to ×, and flip the divisor 1/2 to its reciprocal 2/1: 2/3 × 2/1 = 4/3 = 1 1/3. The correct quotient is 4/3 (1 1/3), not 1/3.</w:t>
       </w:r>
     </w:p>
     <w:p>
@@ -1670,7 +1678,7 @@
           <w:i/>
           <w:iCs/>
         </w:rPr>
-        <w:t xml:space="preserve">     Watch for: A common mistake in Divide Fractions is skipping the key idea: "To divide fractions, multiply the first fraction by the reciprocal of the second, then simplify the answer." — always check your work against this rule before you submit.</w:t>
+        <w:t xml:space="preserve">     Watch for: A common mistake in Divide Fractions is flipping the wrong fraction: students flip the dividend (the first fraction) instead of the divisor (the second fraction). For example, solving 3/4 ÷ 5/8 by flipping 3/4 to 4/3 and keeping 5/8 gives 4/3 × 5/8 = 20/24 = 5/6 — but only the divisor gets flipped. Keep 3/4, change ÷ to ×, and flip only the divisor 5/8 to its reciprocal 8/5: 3/4 × 8/5 = 24/20 = 6/5. Before you submit, check that the fraction you kept (the dividend) is still facing the same way it started.</w:t>
       </w:r>
     </w:p>
     <w:p>
@@ -1702,7 +1710,7 @@
           <w:i/>
           <w:iCs/>
         </w:rPr>
-        <w:t xml:space="preserve">     Watch for: A common mistake in Divide Fractions is skipping the key idea: "To divide fractions, multiply the first fraction by the reciprocal of the second, then simplify the answer." — always check your work against this rule before you submit.</w:t>
+        <w:t xml:space="preserve">     Watch for: A common mistake in Divide Fractions is flipping the wrong fraction: students flip the dividend (the first fraction) instead of the divisor (the second fraction). For example, solving 3/4 ÷ 5/8 by flipping 3/4 to 4/3 and keeping 5/8 gives 4/3 × 5/8 = 20/24 = 5/6 — but only the divisor gets flipped. Keep 3/4, change ÷ to ×, and flip only the divisor 5/8 to its reciprocal 8/5: 3/4 × 8/5 = 24/20 = 6/5. Before you submit, check that the fraction you kept (the dividend) is still facing the same way it started.</w:t>
       </w:r>
     </w:p>
     <w:p>
@@ -1734,7 +1742,7 @@
           <w:i/>
           <w:iCs/>
         </w:rPr>
-        <w:t xml:space="preserve">     Watch for: A common mistake in Divide Fractions is skipping the key idea: "To divide fractions, multiply the first fraction by the reciprocal of the second, then simplify the answer." — always check your work against this rule before you submit.</w:t>
+        <w:t xml:space="preserve">     Watch for: A common mistake in Divide Fractions is flipping the wrong fraction: students flip the dividend (the first fraction) instead of the divisor (the second fraction). For example, solving 3/4 ÷ 5/8 by flipping 3/4 to 4/3 and keeping 5/8 gives 4/3 × 5/8 = 20/24 = 5/6 — but only the divisor gets flipped. Keep 3/4, change ÷ to ×, and flip only the divisor 5/8 to its reciprocal 8/5: 3/4 × 8/5 = 24/20 = 6/5. Before you submit, check that the fraction you kept (the dividend) is still facing the same way it started.</w:t>
       </w:r>
     </w:p>
     <w:p>
@@ -1766,7 +1774,7 @@
           <w:i/>
           <w:iCs/>
         </w:rPr>
-        <w:t xml:space="preserve">     Watch for: A common mistake in Divide Fractions is skipping the key idea: "To divide fractions, multiply the first fraction by the reciprocal of the second, then simplify the answer." — always check your work against this rule before you submit.</w:t>
+        <w:t xml:space="preserve">     Watch for: A common mistake in Divide Fractions is flipping the wrong fraction: students flip the dividend (the first fraction) instead of the divisor (the second fraction). For example, solving 3/4 ÷ 5/8 by flipping 3/4 to 4/3 and keeping 5/8 gives 4/3 × 5/8 = 20/24 = 5/6 — but only the divisor gets flipped. Keep 3/4, change ÷ to ×, and flip only the divisor 5/8 to its reciprocal 8/5: 3/4 × 8/5 = 24/20 = 6/5. Before you submit, check that the fraction you kept (the dividend) is still facing the same way it started.</w:t>
       </w:r>
     </w:p>
     <w:sectPr>

--- a/lessons/2-3/homework.docx
+++ b/lessons/2-3/homework.docx
@@ -12,7 +12,7 @@
           <w:b/>
           <w:bCs/>
         </w:rPr>
-        <w:t xml:space="preserve">Divide Fractions — Homework</w:t>
+        <w:t xml:space="preserve">Mean, Median, and Mode — Homework</w:t>
       </w:r>
     </w:p>
     <w:p>
@@ -24,7 +24,7 @@
           <w:i/>
           <w:iCs/>
         </w:rPr>
-        <w:t xml:space="preserve">Lesson 2-3  •  Standard 6.NOS.1</w:t>
+        <w:t xml:space="preserve">Lesson 8-2  •  Standard 6.DS.4</w:t>
       </w:r>
     </w:p>
     <w:p>
@@ -80,7 +80,7 @@
         <w:spacing w:after="60" w:before="0"/>
       </w:pPr>
       <w:r>
-        <w:t xml:space="preserve">Content: I can divide a fraction by a fraction by multiplying by the reciprocal and simplifying.</w:t>
+        <w:t xml:space="preserve">Content: I can find the mean, median, and mode of a data set.</w:t>
       </w:r>
     </w:p>
     <w:p>
@@ -88,7 +88,7 @@
         <w:spacing w:after="60" w:before="0"/>
       </w:pPr>
       <w:r>
-        <w:t xml:space="preserve">Language: I can explain my steps using the words dividend, divisor, reciprocal, quotient, and simplify.</w:t>
+        <w:t xml:space="preserve">Language: I can explain my reasoning using the words mean, median, mode, and outlier.</w:t>
       </w:r>
     </w:p>
     <w:p>
@@ -161,10 +161,10 @@
           <w:b/>
           <w:bCs/>
         </w:rPr>
-        <w:t xml:space="preserve">Dividend (Dividendo)</w:t>
-      </w:r>
-      <w:r>
-        <w:t xml:space="preserve"> — The number you are splitting up in a division problem.</w:t>
+        <w:t xml:space="preserve">Mean (Media)</w:t>
+      </w:r>
+      <w:r>
+        <w:t xml:space="preserve"> — The average. Add all the numbers, then divide by how many there are.</w:t>
       </w:r>
     </w:p>
     <w:p>
@@ -224,10 +224,10 @@
           <w:b/>
           <w:bCs/>
         </w:rPr>
-        <w:t xml:space="preserve">Divisor (Divisor)</w:t>
-      </w:r>
-      <w:r>
-        <w:t xml:space="preserve"> — The number you split by in a division problem.</w:t>
+        <w:t xml:space="preserve">Median (Mediana)</w:t>
+      </w:r>
+      <w:r>
+        <w:t xml:space="preserve"> — The middle number when you put them in order.</w:t>
       </w:r>
     </w:p>
     <w:p>
@@ -287,10 +287,10 @@
           <w:b/>
           <w:bCs/>
         </w:rPr>
-        <w:t xml:space="preserve">Reciprocal (Recíproco)</w:t>
-      </w:r>
-      <w:r>
-        <w:t xml:space="preserve"> — A fraction turned upside down.</w:t>
+        <w:t xml:space="preserve">Mode (Moda)</w:t>
+      </w:r>
+      <w:r>
+        <w:t xml:space="preserve"> — The number that shows up most often.</w:t>
       </w:r>
     </w:p>
     <w:p>
@@ -350,10 +350,10 @@
           <w:b/>
           <w:bCs/>
         </w:rPr>
-        <w:t xml:space="preserve">Quotient (Cociente)</w:t>
-      </w:r>
-      <w:r>
-        <w:t xml:space="preserve"> — The answer when you divide.</w:t>
+        <w:t xml:space="preserve">Outlier (Valor atípico)</w:t>
+      </w:r>
+      <w:r>
+        <w:t xml:space="preserve"> — A number that is much bigger or smaller than the rest.</w:t>
       </w:r>
     </w:p>
     <w:p>
@@ -413,10 +413,73 @@
           <w:b/>
           <w:bCs/>
         </w:rPr>
-        <w:t xml:space="preserve">Simplify (Simplificar)</w:t>
-      </w:r>
-      <w:r>
-        <w:t xml:space="preserve"> — To make a fraction smaller using the same parts, like 2/4 = 1/2.</w:t>
+        <w:t xml:space="preserve">Data distribution (Distribución de datos)</w:t>
+      </w:r>
+      <w:r>
+        <w:t xml:space="preserve"> — How the data looks: where it sits and how spread out it is.</w:t>
+      </w:r>
+    </w:p>
+    <w:p>
+      <w:pPr>
+        <w:keepNext/>
+        <w:spacing w:after="20" w:before="80"/>
+        <w:jc w:val="center"/>
+      </w:pPr>
+      <w:r>
+        <w:drawing>
+          <wp:inline distT="0" distB="0" distL="0" distR="0">
+            <wp:extent cx="1047750" cy="790575"/>
+            <wp:effectExtent t="0" r="0" b="0" l="0"/>
+            <wp:docPr id="1" name="" descr="" title=""/>
+            <wp:cNvGraphicFramePr>
+              <a:graphicFrameLocks xmlns:a="http://schemas.openxmlformats.org/drawingml/2006/main" noChangeAspect="1"/>
+            </wp:cNvGraphicFramePr>
+            <a:graphic xmlns:a="http://schemas.openxmlformats.org/drawingml/2006/main">
+              <a:graphicData uri="http://schemas.openxmlformats.org/drawingml/2006/picture">
+                <pic:pic xmlns:pic="http://schemas.openxmlformats.org/drawingml/2006/picture">
+                  <pic:nvPicPr>
+                    <pic:cNvPr id="0" name="" descr=""/>
+                    <pic:cNvPicPr>
+                      <a:picLocks noChangeAspect="1" noChangeArrowheads="1"/>
+                    </pic:cNvPicPr>
+                  </pic:nvPicPr>
+                  <pic:blipFill>
+                    <a:blip r:embed="rId12" cstate="none"/>
+                    <a:srcRect/>
+                    <a:stretch>
+                      <a:fillRect/>
+                    </a:stretch>
+                  </pic:blipFill>
+                  <pic:spPr bwMode="auto">
+                    <a:xfrm>
+                      <a:off x="0" y="0"/>
+                      <a:ext cx="1047750" cy="790575"/>
+                    </a:xfrm>
+                    <a:prstGeom prst="rect">
+                      <a:avLst/>
+                    </a:prstGeom>
+                  </pic:spPr>
+                </pic:pic>
+              </a:graphicData>
+            </a:graphic>
+          </wp:inline>
+        </w:drawing>
+      </w:r>
+    </w:p>
+    <w:p>
+      <w:pPr>
+        <w:keepNext/>
+        <w:spacing w:after="120"/>
+      </w:pPr>
+      <w:r>
+        <w:rPr>
+          <w:b/>
+          <w:bCs/>
+        </w:rPr>
+        <w:t xml:space="preserve">Variability (Variabilidad)</w:t>
+      </w:r>
+      <w:r>
+        <w:t xml:space="preserve"> — How spread out the numbers are.</w:t>
       </w:r>
     </w:p>
     <w:p>
@@ -453,39 +516,39 @@
           <w:b/>
           <w:bCs/>
         </w:rPr>
-        <w:t xml:space="preserve">1. What is the reciprocal of 3/5?</w:t>
-      </w:r>
-    </w:p>
-    <w:p>
-      <w:pPr>
-        <w:spacing w:after="40" w:before="0"/>
-      </w:pPr>
-      <w:r>
-        <w:t xml:space="preserve">     A. 5/3</w:t>
-      </w:r>
-    </w:p>
-    <w:p>
-      <w:pPr>
-        <w:spacing w:after="40" w:before="0"/>
-      </w:pPr>
-      <w:r>
-        <w:t xml:space="preserve">     B. 3/5</w:t>
-      </w:r>
-    </w:p>
-    <w:p>
-      <w:pPr>
-        <w:spacing w:after="40" w:before="0"/>
-      </w:pPr>
-      <w:r>
-        <w:t xml:space="preserve">     C. 5/5</w:t>
-      </w:r>
-    </w:p>
-    <w:p>
-      <w:pPr>
-        <w:spacing w:after="40" w:before="0"/>
-      </w:pPr>
-      <w:r>
-        <w:t xml:space="preserve">     D. 1/3</w:t>
+        <w:t xml:space="preserve">1. Find the mean of: 10, 14, 8, 12, 16</w:t>
+      </w:r>
+    </w:p>
+    <w:p>
+      <w:pPr>
+        <w:spacing w:after="40" w:before="0"/>
+      </w:pPr>
+      <w:r>
+        <w:t xml:space="preserve">     A. 12</w:t>
+      </w:r>
+    </w:p>
+    <w:p>
+      <w:pPr>
+        <w:spacing w:after="40" w:before="0"/>
+      </w:pPr>
+      <w:r>
+        <w:t xml:space="preserve">     B. 14</w:t>
+      </w:r>
+    </w:p>
+    <w:p>
+      <w:pPr>
+        <w:spacing w:after="40" w:before="0"/>
+      </w:pPr>
+      <w:r>
+        <w:t xml:space="preserve">     C. 10</w:t>
+      </w:r>
+    </w:p>
+    <w:p>
+      <w:pPr>
+        <w:spacing w:after="40" w:before="0"/>
+      </w:pPr>
+      <w:r>
+        <w:t xml:space="preserve">     D. 60</w:t>
       </w:r>
     </w:p>
     <w:p>
@@ -508,39 +571,39 @@
           <w:b/>
           <w:bCs/>
         </w:rPr>
-        <w:t xml:space="preserve">2. What is 1/2 ÷ 1/4?</w:t>
-      </w:r>
-    </w:p>
-    <w:p>
-      <w:pPr>
-        <w:spacing w:after="40" w:before="0"/>
-      </w:pPr>
-      <w:r>
-        <w:t xml:space="preserve">     A. 2</w:t>
-      </w:r>
-    </w:p>
-    <w:p>
-      <w:pPr>
-        <w:spacing w:after="40" w:before="0"/>
-      </w:pPr>
-      <w:r>
-        <w:t xml:space="preserve">     B. 1/8</w:t>
-      </w:r>
-    </w:p>
-    <w:p>
-      <w:pPr>
-        <w:spacing w:after="40" w:before="0"/>
-      </w:pPr>
-      <w:r>
-        <w:t xml:space="preserve">     C. 4</w:t>
-      </w:r>
-    </w:p>
-    <w:p>
-      <w:pPr>
-        <w:spacing w:after="40" w:before="0"/>
-      </w:pPr>
-      <w:r>
-        <w:t xml:space="preserve">     D. 1/2</w:t>
+        <w:t xml:space="preserve">2. Find the median of: 3, 7, 2, 9, 5</w:t>
+      </w:r>
+    </w:p>
+    <w:p>
+      <w:pPr>
+        <w:spacing w:after="40" w:before="0"/>
+      </w:pPr>
+      <w:r>
+        <w:t xml:space="preserve">     A. 5</w:t>
+      </w:r>
+    </w:p>
+    <w:p>
+      <w:pPr>
+        <w:spacing w:after="40" w:before="0"/>
+      </w:pPr>
+      <w:r>
+        <w:t xml:space="preserve">     B. 3</w:t>
+      </w:r>
+    </w:p>
+    <w:p>
+      <w:pPr>
+        <w:spacing w:after="40" w:before="0"/>
+      </w:pPr>
+      <w:r>
+        <w:t xml:space="preserve">     C. 7</w:t>
+      </w:r>
+    </w:p>
+    <w:p>
+      <w:pPr>
+        <w:spacing w:after="40" w:before="0"/>
+      </w:pPr>
+      <w:r>
+        <w:t xml:space="preserve">     D. 5.2</w:t>
       </w:r>
     </w:p>
     <w:p>
@@ -563,7 +626,7 @@
           <w:b/>
           <w:bCs/>
         </w:rPr>
-        <w:t xml:space="preserve">3. Divide each pair of fractions using Keep, Change, Flip.</w:t>
+        <w:t xml:space="preserve">3. Complete the table.</w:t>
       </w:r>
     </w:p>
     <w:tbl>
@@ -582,6 +645,7 @@
         <w:gridCol w:w="100"/>
         <w:gridCol w:w="100"/>
         <w:gridCol w:w="100"/>
+        <w:gridCol w:w="100"/>
       </w:tblGrid>
       <w:tr>
         <w:trPr>
@@ -589,7 +653,7 @@
         </w:trPr>
         <w:tc>
           <w:tcPr>
-            <w:tcW w:type="pct" w:w="33%"/>
+            <w:tcW w:type="pct" w:w="25%"/>
           </w:tcPr>
           <w:p>
             <w:r>
@@ -597,13 +661,13 @@
                 <w:b/>
                 <w:bCs/>
               </w:rPr>
-              <w:t xml:space="preserve">Problem</w:t>
-            </w:r>
-          </w:p>
-        </w:tc>
-        <w:tc>
-          <w:tcPr>
-            <w:tcW w:type="pct" w:w="33%"/>
+              <w:t xml:space="preserve">Data Set</w:t>
+            </w:r>
+          </w:p>
+        </w:tc>
+        <w:tc>
+          <w:tcPr>
+            <w:tcW w:type="pct" w:w="25%"/>
           </w:tcPr>
           <w:p>
             <w:r>
@@ -611,13 +675,13 @@
                 <w:b/>
                 <w:bCs/>
               </w:rPr>
-              <w:t xml:space="preserve">Keep, Change, Flip</w:t>
-            </w:r>
-          </w:p>
-        </w:tc>
-        <w:tc>
-          <w:tcPr>
-            <w:tcW w:type="pct" w:w="33%"/>
+              <w:t xml:space="preserve">Mean</w:t>
+            </w:r>
+          </w:p>
+        </w:tc>
+        <w:tc>
+          <w:tcPr>
+            <w:tcW w:type="pct" w:w="25%"/>
           </w:tcPr>
           <w:p>
             <w:r>
@@ -625,7 +689,21 @@
                 <w:b/>
                 <w:bCs/>
               </w:rPr>
-              <w:t xml:space="preserve">Quotient</w:t>
+              <w:t xml:space="preserve">Median</w:t>
+            </w:r>
+          </w:p>
+        </w:tc>
+        <w:tc>
+          <w:tcPr>
+            <w:tcW w:type="pct" w:w="25%"/>
+          </w:tcPr>
+          <w:p>
+            <w:r>
+              <w:rPr>
+                <w:b/>
+                <w:bCs/>
+              </w:rPr>
+              <w:t xml:space="preserve">Mode</w:t>
             </w:r>
           </w:p>
         </w:tc>
@@ -633,7 +711,7 @@
       <w:tr>
         <w:tc>
           <w:tcPr>
-            <w:tcW w:type="pct" w:w="33%"/>
+            <w:tcW w:type="pct" w:w="25%"/>
           </w:tcPr>
           <w:p>
             <w:r>
@@ -641,27 +719,13 @@
                 <w:b w:val="false"/>
                 <w:bCs w:val="false"/>
               </w:rPr>
-              <w:t xml:space="preserve">1/2 ÷ 1/6</w:t>
-            </w:r>
-          </w:p>
-        </w:tc>
-        <w:tc>
-          <w:tcPr>
-            <w:tcW w:type="pct" w:w="33%"/>
-          </w:tcPr>
-          <w:p>
-            <w:r>
-              <w:rPr>
-                <w:b w:val="false"/>
-                <w:bCs w:val="false"/>
-              </w:rPr>
-              <w:t xml:space="preserve">1/2 × 6/1 = 6/2</w:t>
-            </w:r>
-          </w:p>
-        </w:tc>
-        <w:tc>
-          <w:tcPr>
-            <w:tcW w:type="pct" w:w="33%"/>
+              <w:t xml:space="preserve">5, 8, 8, 10, 14</w:t>
+            </w:r>
+          </w:p>
+        </w:tc>
+        <w:tc>
+          <w:tcPr>
+            <w:tcW w:type="pct" w:w="25%"/>
           </w:tcPr>
           <w:p>
             <w:r>
@@ -673,39 +737,9 @@
             </w:r>
           </w:p>
         </w:tc>
-      </w:tr>
-      <w:tr>
-        <w:tc>
-          <w:tcPr>
-            <w:tcW w:type="pct" w:w="33%"/>
-          </w:tcPr>
-          <w:p>
-            <w:r>
-              <w:rPr>
-                <w:b w:val="false"/>
-                <w:bCs w:val="false"/>
-              </w:rPr>
-              <w:t xml:space="preserve">3/4 ÷ 1/4</w:t>
-            </w:r>
-          </w:p>
-        </w:tc>
-        <w:tc>
-          <w:tcPr>
-            <w:tcW w:type="pct" w:w="33%"/>
-          </w:tcPr>
-          <w:p>
-            <w:r>
-              <w:rPr>
-                <w:b w:val="false"/>
-                <w:bCs w:val="false"/>
-              </w:rPr>
-              <w:t xml:space="preserve">3/4 × 4/1 = 12/4</w:t>
-            </w:r>
-          </w:p>
-        </w:tc>
-        <w:tc>
-          <w:tcPr>
-            <w:tcW w:type="pct" w:w="33%"/>
+        <w:tc>
+          <w:tcPr>
+            <w:tcW w:type="pct" w:w="25%"/>
           </w:tcPr>
           <w:p>
             <w:r>
@@ -717,39 +751,9 @@
             </w:r>
           </w:p>
         </w:tc>
-      </w:tr>
-      <w:tr>
-        <w:tc>
-          <w:tcPr>
-            <w:tcW w:type="pct" w:w="33%"/>
-          </w:tcPr>
-          <w:p>
-            <w:r>
-              <w:rPr>
-                <w:b w:val="false"/>
-                <w:bCs w:val="false"/>
-              </w:rPr>
-              <w:t xml:space="preserve">2/3 ÷ 1/3</w:t>
-            </w:r>
-          </w:p>
-        </w:tc>
-        <w:tc>
-          <w:tcPr>
-            <w:tcW w:type="pct" w:w="33%"/>
-          </w:tcPr>
-          <w:p>
-            <w:r>
-              <w:rPr>
-                <w:b w:val="false"/>
-                <w:bCs w:val="false"/>
-              </w:rPr>
-              <w:t xml:space="preserve">2/3 × 3/1 = 6/3</w:t>
-            </w:r>
-          </w:p>
-        </w:tc>
-        <w:tc>
-          <w:tcPr>
-            <w:tcW w:type="pct" w:w="33%"/>
+        <w:tc>
+          <w:tcPr>
+            <w:tcW w:type="pct" w:w="25%"/>
           </w:tcPr>
           <w:p>
             <w:r>
@@ -765,7 +769,7 @@
       <w:tr>
         <w:tc>
           <w:tcPr>
-            <w:tcW w:type="pct" w:w="33%"/>
+            <w:tcW w:type="pct" w:w="25%"/>
           </w:tcPr>
           <w:p>
             <w:r>
@@ -773,27 +777,13 @@
                 <w:b w:val="false"/>
                 <w:bCs w:val="false"/>
               </w:rPr>
-              <w:t xml:space="preserve">5/8 ÷ 1/4</w:t>
-            </w:r>
-          </w:p>
-        </w:tc>
-        <w:tc>
-          <w:tcPr>
-            <w:tcW w:type="pct" w:w="33%"/>
-          </w:tcPr>
-          <w:p>
-            <w:r>
-              <w:rPr>
-                <w:b w:val="false"/>
-                <w:bCs w:val="false"/>
-              </w:rPr>
-              <w:t xml:space="preserve">5/8 × 4/1 = 20/8</w:t>
-            </w:r>
-          </w:p>
-        </w:tc>
-        <w:tc>
-          <w:tcPr>
-            <w:tcW w:type="pct" w:w="33%"/>
+              <w:t xml:space="preserve">20, 25, 25, 30, 25, 35</w:t>
+            </w:r>
+          </w:p>
+        </w:tc>
+        <w:tc>
+          <w:tcPr>
+            <w:tcW w:type="pct" w:w="25%"/>
           </w:tcPr>
           <w:p>
             <w:r>
@@ -805,6 +795,92 @@
             </w:r>
           </w:p>
         </w:tc>
+        <w:tc>
+          <w:tcPr>
+            <w:tcW w:type="pct" w:w="25%"/>
+          </w:tcPr>
+          <w:p>
+            <w:r>
+              <w:rPr>
+                <w:b w:val="false"/>
+                <w:bCs w:val="false"/>
+              </w:rPr>
+              <w:t xml:space="preserve"> </w:t>
+            </w:r>
+          </w:p>
+        </w:tc>
+        <w:tc>
+          <w:tcPr>
+            <w:tcW w:type="pct" w:w="25%"/>
+          </w:tcPr>
+          <w:p>
+            <w:r>
+              <w:rPr>
+                <w:b w:val="false"/>
+                <w:bCs w:val="false"/>
+              </w:rPr>
+              <w:t xml:space="preserve"> </w:t>
+            </w:r>
+          </w:p>
+        </w:tc>
+      </w:tr>
+      <w:tr>
+        <w:tc>
+          <w:tcPr>
+            <w:tcW w:type="pct" w:w="25%"/>
+          </w:tcPr>
+          <w:p>
+            <w:r>
+              <w:rPr>
+                <w:b w:val="false"/>
+                <w:bCs w:val="false"/>
+              </w:rPr>
+              <w:t xml:space="preserve">100, 110, 90, 100, 115, 95</w:t>
+            </w:r>
+          </w:p>
+        </w:tc>
+        <w:tc>
+          <w:tcPr>
+            <w:tcW w:type="pct" w:w="25%"/>
+          </w:tcPr>
+          <w:p>
+            <w:r>
+              <w:rPr>
+                <w:b w:val="false"/>
+                <w:bCs w:val="false"/>
+              </w:rPr>
+              <w:t xml:space="preserve"> </w:t>
+            </w:r>
+          </w:p>
+        </w:tc>
+        <w:tc>
+          <w:tcPr>
+            <w:tcW w:type="pct" w:w="25%"/>
+          </w:tcPr>
+          <w:p>
+            <w:r>
+              <w:rPr>
+                <w:b w:val="false"/>
+                <w:bCs w:val="false"/>
+              </w:rPr>
+              <w:t xml:space="preserve"> </w:t>
+            </w:r>
+          </w:p>
+        </w:tc>
+        <w:tc>
+          <w:tcPr>
+            <w:tcW w:type="pct" w:w="25%"/>
+          </w:tcPr>
+          <w:p>
+            <w:r>
+              <w:rPr>
+                <w:b w:val="false"/>
+                <w:bCs w:val="false"/>
+              </w:rPr>
+              <w:t xml:space="preserve"> </w:t>
+            </w:r>
+          </w:p>
+        </w:tc>
       </w:tr>
     </w:tbl>
     <w:p>
@@ -827,7 +903,7 @@
           <w:b/>
           <w:bCs/>
         </w:rPr>
-        <w:t xml:space="preserve">4. Match each fraction division to its quotient.</w:t>
+        <w:t xml:space="preserve">4. Match each measure to its definition.</w:t>
       </w:r>
     </w:p>
     <w:tbl>
@@ -886,7 +962,7 @@
           </w:tcPr>
           <w:p>
             <w:r>
-              <w:t xml:space="preserve">____  4/5 ÷ 2/5</w:t>
+              <w:t xml:space="preserve">____  Mean</w:t>
             </w:r>
           </w:p>
         </w:tc>
@@ -896,7 +972,7 @@
           </w:tcPr>
           <w:p>
             <w:r>
-              <w:t xml:space="preserve">F. 2/3</w:t>
+              <w:t xml:space="preserve">D. Max − Min</w:t>
             </w:r>
           </w:p>
         </w:tc>
@@ -908,7 +984,7 @@
           </w:tcPr>
           <w:p>
             <w:r>
-              <w:t xml:space="preserve">____  3/4 ÷ 3/8</w:t>
+              <w:t xml:space="preserve">____  Median</w:t>
             </w:r>
           </w:p>
         </w:tc>
@@ -918,7 +994,7 @@
           </w:tcPr>
           <w:p>
             <w:r>
-              <w:t xml:space="preserve">E. 3 1/2</w:t>
+              <w:t xml:space="preserve">C. Most frequent</w:t>
             </w:r>
           </w:p>
         </w:tc>
@@ -930,7 +1006,7 @@
           </w:tcPr>
           <w:p>
             <w:r>
-              <w:t xml:space="preserve">____  5/6 ÷ 1/3</w:t>
+              <w:t xml:space="preserve">____  Mode</w:t>
             </w:r>
           </w:p>
         </w:tc>
@@ -940,7 +1016,7 @@
           </w:tcPr>
           <w:p>
             <w:r>
-              <w:t xml:space="preserve">D. 4</w:t>
+              <w:t xml:space="preserve">B. Middle value</w:t>
             </w:r>
           </w:p>
         </w:tc>
@@ -952,7 +1028,7 @@
           </w:tcPr>
           <w:p>
             <w:r>
-              <w:t xml:space="preserve">____  2/3 ÷ 1/6</w:t>
+              <w:t xml:space="preserve">____  Range</w:t>
             </w:r>
           </w:p>
         </w:tc>
@@ -962,7 +1038,389 @@
           </w:tcPr>
           <w:p>
             <w:r>
-              <w:t xml:space="preserve">C. 2 1/2</w:t>
+              <w:t xml:space="preserve">A. Sum ÷ Count</w:t>
+            </w:r>
+          </w:p>
+        </w:tc>
+      </w:tr>
+    </w:tbl>
+    <w:p>
+      <w:pPr>
+        <w:spacing w:after="60" w:before="120"/>
+      </w:pPr>
+      <w:r>
+        <w:rPr>
+          <w:color w:val="BBBBBB"/>
+        </w:rPr>
+        <w:t xml:space="preserve">______________________________________________________________________</w:t>
+      </w:r>
+    </w:p>
+    <w:p>
+      <w:pPr>
+        <w:spacing w:after="80" w:before="0"/>
+      </w:pPr>
+      <w:r>
+        <w:rPr>
+          <w:b/>
+          <w:bCs/>
+        </w:rPr>
+        <w:t xml:space="preserve">5. Data set: 4, 6, 6, 8, 10, 12. What is the median?</w:t>
+      </w:r>
+    </w:p>
+    <w:p>
+      <w:pPr>
+        <w:spacing w:after="40" w:before="0"/>
+      </w:pPr>
+      <w:r>
+        <w:t xml:space="preserve">     A. 7</w:t>
+      </w:r>
+    </w:p>
+    <w:p>
+      <w:pPr>
+        <w:spacing w:after="40" w:before="0"/>
+      </w:pPr>
+      <w:r>
+        <w:t xml:space="preserve">     B. 6</w:t>
+      </w:r>
+    </w:p>
+    <w:p>
+      <w:pPr>
+        <w:spacing w:after="40" w:before="0"/>
+      </w:pPr>
+      <w:r>
+        <w:t xml:space="preserve">     C. 8</w:t>
+      </w:r>
+    </w:p>
+    <w:p>
+      <w:pPr>
+        <w:spacing w:after="40" w:before="0"/>
+      </w:pPr>
+      <w:r>
+        <w:t xml:space="preserve">     D. 7.67</w:t>
+      </w:r>
+    </w:p>
+    <w:p>
+      <w:pPr>
+        <w:spacing w:after="60" w:before="120"/>
+      </w:pPr>
+      <w:r>
+        <w:rPr>
+          <w:color w:val="BBBBBB"/>
+        </w:rPr>
+        <w:t xml:space="preserve">______________________________________________________________________</w:t>
+      </w:r>
+    </w:p>
+    <w:p>
+      <w:pPr>
+        <w:spacing w:after="80" w:before="0"/>
+      </w:pPr>
+      <w:r>
+        <w:rPr>
+          <w:b/>
+          <w:bCs/>
+        </w:rPr>
+        <w:t xml:space="preserve">6. onLevel — The Even-Count Median Mistake</w:t>
+      </w:r>
+    </w:p>
+    <w:p>
+      <w:pPr>
+        <w:spacing w:after="40" w:before="0"/>
+      </w:pPr>
+      <w:r>
+        <w:t xml:space="preserve">   Step 1 (Data set): Points per game, in order: 3, 8, 10, 14, 16, 20 (6 values)</w:t>
+      </w:r>
+    </w:p>
+    <w:p>
+      <w:pPr>
+        <w:spacing w:after="40" w:before="0"/>
+      </w:pPr>
+      <w:r>
+        <w:t xml:space="preserve">   Step 2 (Goal): Find the MEDIAN number of points.</w:t>
+      </w:r>
+    </w:p>
+    <w:p>
+      <w:pPr>
+        <w:spacing w:after="40" w:before="0"/>
+      </w:pPr>
+      <w:r>
+        <w:t xml:space="preserve">   Step 3 (Pick the middle): With 6 values the student grabs a single middle number and says median = 10.</w:t>
+      </w:r>
+    </w:p>
+    <w:p>
+      <w:pPr>
+        <w:spacing w:after="40" w:before="0"/>
+      </w:pPr>
+      <w:r>
+        <w:t xml:space="preserve">   Step 4 (Answer): Median = 10</w:t>
+      </w:r>
+    </w:p>
+    <w:p>
+      <w:pPr>
+        <w:spacing w:after="60" w:before="0"/>
+      </w:pPr>
+      <w:r>
+        <w:rPr>
+          <w:i/>
+          <w:iCs/>
+        </w:rPr>
+        <w:t xml:space="preserve">Which step has the mistake? Explain and fix it:</w:t>
+      </w:r>
+    </w:p>
+    <w:p>
+      <w:pPr>
+        <w:spacing w:after="60" w:before="120"/>
+      </w:pPr>
+      <w:r>
+        <w:rPr>
+          <w:color w:val="BBBBBB"/>
+        </w:rPr>
+        <w:t xml:space="preserve">______________________________________________________________________</w:t>
+      </w:r>
+    </w:p>
+    <w:p>
+      <w:pPr>
+        <w:spacing w:after="60" w:before="120"/>
+      </w:pPr>
+      <w:r>
+        <w:rPr>
+          <w:color w:val="BBBBBB"/>
+        </w:rPr>
+        <w:t xml:space="preserve">______________________________________________________________________</w:t>
+      </w:r>
+    </w:p>
+    <w:p>
+      <w:pPr>
+        <w:spacing w:after="60" w:before="120"/>
+      </w:pPr>
+      <w:r>
+        <w:rPr>
+          <w:color w:val="BBBBBB"/>
+        </w:rPr>
+        <w:t xml:space="preserve">______________________________________________________________________</w:t>
+      </w:r>
+    </w:p>
+    <w:p>
+      <w:pPr>
+        <w:spacing w:after="80" w:before="0"/>
+      </w:pPr>
+      <w:r>
+        <w:rPr>
+          <w:b/>
+          <w:bCs/>
+        </w:rPr>
+        <w:t xml:space="preserve">7. A player scored 4, 8, 6, 10, and 2 points across five quarters. What is the MEAN number of points?</w:t>
+      </w:r>
+    </w:p>
+    <w:p>
+      <w:pPr>
+        <w:spacing w:after="40" w:before="0"/>
+      </w:pPr>
+      <w:r>
+        <w:t xml:space="preserve">     A. 6</w:t>
+      </w:r>
+    </w:p>
+    <w:p>
+      <w:pPr>
+        <w:spacing w:after="40" w:before="0"/>
+      </w:pPr>
+      <w:r>
+        <w:t xml:space="preserve">     B. 8</w:t>
+      </w:r>
+    </w:p>
+    <w:p>
+      <w:pPr>
+        <w:spacing w:after="40" w:before="0"/>
+      </w:pPr>
+      <w:r>
+        <w:t xml:space="preserve">     C. 30</w:t>
+      </w:r>
+    </w:p>
+    <w:p>
+      <w:pPr>
+        <w:spacing w:after="40" w:before="0"/>
+      </w:pPr>
+      <w:r>
+        <w:t xml:space="preserve">     D. 10</w:t>
+      </w:r>
+    </w:p>
+    <w:p>
+      <w:pPr>
+        <w:spacing w:after="60" w:before="120"/>
+      </w:pPr>
+      <w:r>
+        <w:rPr>
+          <w:color w:val="BBBBBB"/>
+        </w:rPr>
+        <w:t xml:space="preserve">______________________________________________________________________</w:t>
+      </w:r>
+    </w:p>
+    <w:p>
+      <w:pPr>
+        <w:spacing w:after="80" w:before="0"/>
+      </w:pPr>
+      <w:r>
+        <w:rPr>
+          <w:b/>
+          <w:bCs/>
+        </w:rPr>
+        <w:t xml:space="preserve">8. A goalie made 3, 7, 9, 2, and 5 saves in five games. What is the MEDIAN number of saves?</w:t>
+      </w:r>
+    </w:p>
+    <w:p>
+      <w:pPr>
+        <w:spacing w:after="40" w:before="0"/>
+      </w:pPr>
+      <w:r>
+        <w:t xml:space="preserve">     A. 5</w:t>
+      </w:r>
+    </w:p>
+    <w:p>
+      <w:pPr>
+        <w:spacing w:after="40" w:before="0"/>
+      </w:pPr>
+      <w:r>
+        <w:t xml:space="preserve">     B. 9</w:t>
+      </w:r>
+    </w:p>
+    <w:p>
+      <w:pPr>
+        <w:spacing w:after="40" w:before="0"/>
+      </w:pPr>
+      <w:r>
+        <w:t xml:space="preserve">     C. 7</w:t>
+      </w:r>
+    </w:p>
+    <w:p>
+      <w:pPr>
+        <w:spacing w:after="40" w:before="0"/>
+      </w:pPr>
+      <w:r>
+        <w:t xml:space="preserve">     D. 2</w:t>
+      </w:r>
+    </w:p>
+    <w:p>
+      <w:pPr>
+        <w:spacing w:after="60" w:before="120"/>
+      </w:pPr>
+      <w:r>
+        <w:rPr>
+          <w:color w:val="BBBBBB"/>
+        </w:rPr>
+        <w:t xml:space="preserve">______________________________________________________________________</w:t>
+      </w:r>
+    </w:p>
+    <w:p>
+      <w:pPr>
+        <w:spacing w:after="80" w:before="0"/>
+      </w:pPr>
+      <w:r>
+        <w:rPr>
+          <w:b/>
+          <w:bCs/>
+        </w:rPr>
+        <w:t xml:space="preserve">9. A team scored 4, 4, 7, and 9 goals in four matches. What is the MODE?</w:t>
+      </w:r>
+    </w:p>
+    <w:p>
+      <w:pPr>
+        <w:spacing w:after="40" w:before="0"/>
+      </w:pPr>
+      <w:r>
+        <w:t xml:space="preserve">     A. 4</w:t>
+      </w:r>
+    </w:p>
+    <w:p>
+      <w:pPr>
+        <w:spacing w:after="40" w:before="0"/>
+      </w:pPr>
+      <w:r>
+        <w:t xml:space="preserve">     B. 7</w:t>
+      </w:r>
+    </w:p>
+    <w:p>
+      <w:pPr>
+        <w:spacing w:after="40" w:before="0"/>
+      </w:pPr>
+      <w:r>
+        <w:t xml:space="preserve">     C. 9</w:t>
+      </w:r>
+    </w:p>
+    <w:p>
+      <w:pPr>
+        <w:spacing w:after="40" w:before="0"/>
+      </w:pPr>
+      <w:r>
+        <w:t xml:space="preserve">     D. 6</w:t>
+      </w:r>
+    </w:p>
+    <w:p>
+      <w:pPr>
+        <w:spacing w:after="60" w:before="120"/>
+      </w:pPr>
+      <w:r>
+        <w:rPr>
+          <w:color w:val="BBBBBB"/>
+        </w:rPr>
+        <w:t xml:space="preserve">______________________________________________________________________</w:t>
+      </w:r>
+    </w:p>
+    <w:p>
+      <w:pPr>
+        <w:spacing w:after="80" w:before="0"/>
+      </w:pPr>
+      <w:r>
+        <w:rPr>
+          <w:b/>
+          <w:bCs/>
+        </w:rPr>
+        <w:t xml:space="preserve">10. Match each sports data set to the value of the measure named in CAPITALS.</w:t>
+      </w:r>
+    </w:p>
+    <w:tbl>
+      <w:tblPr>
+        <w:tblW w:type="pct" w:w="100%"/>
+        <w:tblBorders>
+          <w:top w:val="single" w:color="auto" w:sz="4"/>
+          <w:left w:val="single" w:color="auto" w:sz="4"/>
+          <w:bottom w:val="single" w:color="auto" w:sz="4"/>
+          <w:right w:val="single" w:color="auto" w:sz="4"/>
+          <w:insideH w:val="single" w:color="auto" w:sz="4"/>
+          <w:insideV w:val="single" w:color="auto" w:sz="4"/>
+        </w:tblBorders>
+      </w:tblPr>
+      <w:tblGrid>
+        <w:gridCol w:w="100"/>
+        <w:gridCol w:w="100"/>
+      </w:tblGrid>
+      <w:tr>
+        <w:trPr>
+          <w:tblHeader/>
+        </w:trPr>
+        <w:tc>
+          <w:tcPr>
+            <w:tcW w:type="pct" w:w="50%"/>
+          </w:tcPr>
+          <w:p>
+            <w:r>
+              <w:rPr>
+                <w:b/>
+                <w:bCs/>
+              </w:rPr>
+              <w:t xml:space="preserve">Item</w:t>
+            </w:r>
+          </w:p>
+        </w:tc>
+        <w:tc>
+          <w:tcPr>
+            <w:tcW w:type="pct" w:w="50%"/>
+          </w:tcPr>
+          <w:p>
+            <w:r>
+              <w:rPr>
+                <w:b/>
+                <w:bCs/>
+              </w:rPr>
+              <w:t xml:space="preserve">Answer choices</w:t>
             </w:r>
           </w:p>
         </w:tc>
@@ -974,7 +1432,7 @@
           </w:tcPr>
           <w:p>
             <w:r>
-              <w:t xml:space="preserve">____  7/8 ÷ 1/4</w:t>
+              <w:t xml:space="preserve">____  Game points 9, 3, 7, 5, 6 → MEAN</w:t>
             </w:r>
           </w:p>
         </w:tc>
@@ -984,7 +1442,7 @@
           </w:tcPr>
           <w:p>
             <w:r>
-              <w:t xml:space="preserve">B. 2</w:t>
+              <w:t xml:space="preserve">D. 14</w:t>
             </w:r>
           </w:p>
         </w:tc>
@@ -996,7 +1454,7 @@
           </w:tcPr>
           <w:p>
             <w:r>
-              <w:t xml:space="preserve">____  1/2 ÷ 3/4</w:t>
+              <w:t xml:space="preserve">____  Rebounds 8, 3, 11, 7, 1 → MEDIAN</w:t>
             </w:r>
           </w:p>
         </w:tc>
@@ -1006,7 +1464,51 @@
           </w:tcPr>
           <w:p>
             <w:r>
-              <w:t xml:space="preserve">A. 2</w:t>
+              <w:t xml:space="preserve">C. 9</w:t>
+            </w:r>
+          </w:p>
+        </w:tc>
+      </w:tr>
+      <w:tr>
+        <w:tc>
+          <w:tcPr>
+            <w:tcW w:type="pct" w:w="50%"/>
+          </w:tcPr>
+          <w:p>
+            <w:r>
+              <w:t xml:space="preserve">____  Jersey numbers 9, 2, 9, 6, 9, 3 → MODE</w:t>
+            </w:r>
+          </w:p>
+        </w:tc>
+        <w:tc>
+          <w:tcPr>
+            <w:tcW w:type="pct" w:w="50%"/>
+          </w:tcPr>
+          <w:p>
+            <w:r>
+              <w:t xml:space="preserve">B. 7</w:t>
+            </w:r>
+          </w:p>
+        </w:tc>
+      </w:tr>
+      <w:tr>
+        <w:tc>
+          <w:tcPr>
+            <w:tcW w:type="pct" w:w="50%"/>
+          </w:tcPr>
+          <w:p>
+            <w:r>
+              <w:t xml:space="preserve">____  Assists 14, 10, 18, 12, 16 → MEAN</w:t>
+            </w:r>
+          </w:p>
+        </w:tc>
+        <w:tc>
+          <w:tcPr>
+            <w:tcW w:type="pct" w:w="50%"/>
+          </w:tcPr>
+          <w:p>
+            <w:r>
+              <w:t xml:space="preserve">A. 6</w:t>
             </w:r>
           </w:p>
         </w:tc>
@@ -1024,405 +1526,73 @@
       </w:r>
     </w:p>
     <w:p>
+      <w:r>
+        <w:br w:type="page"/>
+      </w:r>
+    </w:p>
+    <w:p>
+      <w:pPr>
+        <w:pStyle w:val="Heading1"/>
+        <w:spacing w:after="120"/>
+      </w:pPr>
+      <w:r>
+        <w:rPr>
+          <w:b/>
+          <w:bCs/>
+        </w:rPr>
+        <w:t xml:space="preserve">Answer Key (Teacher)</w:t>
+      </w:r>
+    </w:p>
+    <w:p>
+      <w:pPr>
+        <w:spacing w:after="40" w:before="0"/>
+      </w:pPr>
+      <w:r>
+        <w:rPr>
+          <w:b/>
+          <w:bCs/>
+        </w:rPr>
+        <w:t xml:space="preserve">1. A. 12</w:t>
+      </w:r>
+    </w:p>
+    <w:p>
+      <w:pPr>
+        <w:spacing w:after="20" w:before="0"/>
+      </w:pPr>
+      <w:r>
+        <w:t xml:space="preserve">     Sum = 10 + 14 + 8 + 12 + 16 = 60. Mean = 60 ÷ 5 = 12.</w:t>
+      </w:r>
+    </w:p>
+    <w:p>
       <w:pPr>
         <w:spacing w:after="80" w:before="0"/>
-      </w:pPr>
-      <w:r>
-        <w:rPr>
-          <w:b/>
-          <w:bCs/>
-        </w:rPr>
-        <w:t xml:space="preserve">5. A recipe needs 2/3 cup of sugar. You only have a 1/6-cup scoop. How many scoops do you need?</w:t>
-      </w:r>
-    </w:p>
-    <w:p>
-      <w:pPr>
-        <w:spacing w:after="40" w:before="0"/>
-      </w:pPr>
-      <w:r>
-        <w:t xml:space="preserve">     A. 4 scoops</w:t>
-      </w:r>
-    </w:p>
-    <w:p>
-      <w:pPr>
-        <w:spacing w:after="40" w:before="0"/>
-      </w:pPr>
-      <w:r>
-        <w:t xml:space="preserve">     B. 3 scoops</w:t>
-      </w:r>
-    </w:p>
-    <w:p>
-      <w:pPr>
-        <w:spacing w:after="40" w:before="0"/>
-      </w:pPr>
-      <w:r>
-        <w:t xml:space="preserve">     C. 6 scoops</w:t>
-      </w:r>
-    </w:p>
-    <w:p>
-      <w:pPr>
-        <w:spacing w:after="40" w:before="0"/>
-      </w:pPr>
-      <w:r>
-        <w:t xml:space="preserve">     D. 2 scoops</w:t>
-      </w:r>
-    </w:p>
-    <w:p>
-      <w:pPr>
-        <w:spacing w:after="60" w:before="120"/>
-      </w:pPr>
-      <w:r>
-        <w:rPr>
-          <w:color w:val="BBBBBB"/>
-        </w:rPr>
-        <w:t xml:space="preserve">______________________________________________________________________</w:t>
-      </w:r>
-    </w:p>
-    <w:p>
-      <w:pPr>
-        <w:spacing w:after="80" w:before="0"/>
-      </w:pPr>
-      <w:r>
-        <w:rPr>
-          <w:b/>
-          <w:bCs/>
-        </w:rPr>
-        <w:t xml:space="preserve">6. Spot the Common Mistake</w:t>
-      </w:r>
-    </w:p>
-    <w:p>
-      <w:pPr>
-        <w:spacing w:after="40" w:before="0"/>
-      </w:pPr>
-      <w:r>
-        <w:t xml:space="preserve">   Step 1 (Problem): 2/3 ÷ 1/2</w:t>
-      </w:r>
-    </w:p>
-    <w:p>
-      <w:pPr>
-        <w:spacing w:after="40" w:before="0"/>
-      </w:pPr>
-      <w:r>
-        <w:t xml:space="preserve">   Step 2 (Change ÷ to × (but forgot to flip)): 2/3 × 1/2</w:t>
-      </w:r>
-    </w:p>
-    <w:p>
-      <w:pPr>
-        <w:spacing w:after="40" w:before="0"/>
-      </w:pPr>
-      <w:r>
-        <w:t xml:space="preserve">   Step 3 (Multiply): 2/6</w:t>
-      </w:r>
-    </w:p>
-    <w:p>
-      <w:pPr>
-        <w:spacing w:after="40" w:before="0"/>
-      </w:pPr>
-      <w:r>
-        <w:t xml:space="preserve">   Step 4 (Simplify): 1/3</w:t>
-      </w:r>
-    </w:p>
-    <w:p>
-      <w:pPr>
-        <w:spacing w:after="60" w:before="0"/>
       </w:pPr>
       <w:r>
         <w:rPr>
           <w:i/>
           <w:iCs/>
         </w:rPr>
-        <w:t xml:space="preserve">Which step has the mistake? Explain and fix it:</w:t>
-      </w:r>
-    </w:p>
-    <w:p>
-      <w:pPr>
-        <w:spacing w:after="60" w:before="120"/>
-      </w:pPr>
-      <w:r>
-        <w:rPr>
-          <w:color w:val="BBBBBB"/>
-        </w:rPr>
-        <w:t xml:space="preserve">______________________________________________________________________</w:t>
-      </w:r>
-    </w:p>
-    <w:p>
-      <w:pPr>
-        <w:spacing w:after="60" w:before="120"/>
-      </w:pPr>
-      <w:r>
-        <w:rPr>
-          <w:color w:val="BBBBBB"/>
-        </w:rPr>
-        <w:t xml:space="preserve">______________________________________________________________________</w:t>
-      </w:r>
-    </w:p>
-    <w:p>
-      <w:pPr>
-        <w:spacing w:after="60" w:before="120"/>
-      </w:pPr>
-      <w:r>
-        <w:rPr>
-          <w:color w:val="BBBBBB"/>
-        </w:rPr>
-        <w:t xml:space="preserve">______________________________________________________________________</w:t>
-      </w:r>
-    </w:p>
-    <w:p>
-      <w:pPr>
-        <w:spacing w:after="80" w:before="0"/>
-      </w:pPr>
-      <w:r>
-        <w:rPr>
-          <w:b/>
-          <w:bCs/>
-        </w:rPr>
-        <w:t xml:space="preserve">7. What is (3/4) ÷ (1/2)?</w:t>
-      </w:r>
-    </w:p>
-    <w:p>
-      <w:pPr>
-        <w:spacing w:after="40" w:before="0"/>
-      </w:pPr>
-      <w:r>
-        <w:t xml:space="preserve">     A. 3/2</w:t>
-      </w:r>
-    </w:p>
-    <w:p>
-      <w:pPr>
-        <w:spacing w:after="40" w:before="0"/>
-      </w:pPr>
-      <w:r>
-        <w:t xml:space="preserve">     B. 3/8</w:t>
-      </w:r>
-    </w:p>
-    <w:p>
-      <w:pPr>
-        <w:spacing w:after="40" w:before="0"/>
-      </w:pPr>
-      <w:r>
-        <w:t xml:space="preserve">     C. 1/2</w:t>
-      </w:r>
-    </w:p>
-    <w:p>
-      <w:pPr>
-        <w:spacing w:after="40" w:before="0"/>
-      </w:pPr>
-      <w:r>
-        <w:t xml:space="preserve">     D. 2/3</w:t>
-      </w:r>
-    </w:p>
-    <w:p>
-      <w:pPr>
-        <w:spacing w:after="60" w:before="120"/>
-      </w:pPr>
-      <w:r>
-        <w:rPr>
-          <w:color w:val="BBBBBB"/>
-        </w:rPr>
-        <w:t xml:space="preserve">______________________________________________________________________</w:t>
-      </w:r>
-    </w:p>
-    <w:p>
-      <w:pPr>
-        <w:spacing w:after="80" w:before="0"/>
-      </w:pPr>
-      <w:r>
-        <w:rPr>
-          <w:b/>
-          <w:bCs/>
-        </w:rPr>
-        <w:t xml:space="preserve">8. What is (2/3) ÷ (4/9)?</w:t>
-      </w:r>
-    </w:p>
-    <w:p>
-      <w:pPr>
-        <w:spacing w:after="40" w:before="0"/>
-      </w:pPr>
-      <w:r>
-        <w:t xml:space="preserve">     A. 3/2</w:t>
-      </w:r>
-    </w:p>
-    <w:p>
-      <w:pPr>
-        <w:spacing w:after="40" w:before="0"/>
-      </w:pPr>
-      <w:r>
-        <w:t xml:space="preserve">     B. 8/27</w:t>
-      </w:r>
-    </w:p>
-    <w:p>
-      <w:pPr>
-        <w:spacing w:after="40" w:before="0"/>
-      </w:pPr>
-      <w:r>
-        <w:t xml:space="preserve">     C. 2/3</w:t>
-      </w:r>
-    </w:p>
-    <w:p>
-      <w:pPr>
-        <w:spacing w:after="40" w:before="0"/>
-      </w:pPr>
-      <w:r>
-        <w:t xml:space="preserve">     D. 9/4</w:t>
-      </w:r>
-    </w:p>
-    <w:p>
-      <w:pPr>
-        <w:spacing w:after="60" w:before="120"/>
-      </w:pPr>
-      <w:r>
-        <w:rPr>
-          <w:color w:val="BBBBBB"/>
-        </w:rPr>
-        <w:t xml:space="preserve">______________________________________________________________________</w:t>
-      </w:r>
-    </w:p>
-    <w:p>
-      <w:pPr>
-        <w:spacing w:after="80" w:before="0"/>
-      </w:pPr>
-      <w:r>
-        <w:rPr>
-          <w:b/>
-          <w:bCs/>
-        </w:rPr>
-        <w:t xml:space="preserve">9. What is (5/6) ÷ (5/12)?</w:t>
-      </w:r>
-    </w:p>
-    <w:p>
-      <w:pPr>
-        <w:spacing w:after="40" w:before="0"/>
-      </w:pPr>
-      <w:r>
-        <w:t xml:space="preserve">     A. 2</w:t>
-      </w:r>
-    </w:p>
-    <w:p>
-      <w:pPr>
-        <w:spacing w:after="40" w:before="0"/>
-      </w:pPr>
-      <w:r>
-        <w:t xml:space="preserve">     B. 1/2</w:t>
-      </w:r>
-    </w:p>
-    <w:p>
-      <w:pPr>
-        <w:spacing w:after="40" w:before="0"/>
-      </w:pPr>
-      <w:r>
-        <w:t xml:space="preserve">     C. 25/72</w:t>
-      </w:r>
-    </w:p>
-    <w:p>
-      <w:pPr>
-        <w:spacing w:after="40" w:before="0"/>
-      </w:pPr>
-      <w:r>
-        <w:t xml:space="preserve">     D. 12/5</w:t>
-      </w:r>
-    </w:p>
-    <w:p>
-      <w:pPr>
-        <w:spacing w:after="60" w:before="120"/>
-      </w:pPr>
-      <w:r>
-        <w:rPr>
-          <w:color w:val="BBBBBB"/>
-        </w:rPr>
-        <w:t xml:space="preserve">______________________________________________________________________</w:t>
-      </w:r>
-    </w:p>
-    <w:p>
-      <w:pPr>
-        <w:spacing w:after="80" w:before="0"/>
-      </w:pPr>
-      <w:r>
-        <w:rPr>
-          <w:b/>
-          <w:bCs/>
-        </w:rPr>
-        <w:t xml:space="preserve">10. What is (7/8) ÷ (1/4)?</w:t>
-      </w:r>
-    </w:p>
-    <w:p>
-      <w:pPr>
-        <w:spacing w:after="40" w:before="0"/>
-      </w:pPr>
-      <w:r>
-        <w:t xml:space="preserve">     A. 7/2</w:t>
-      </w:r>
-    </w:p>
-    <w:p>
-      <w:pPr>
-        <w:spacing w:after="40" w:before="0"/>
-      </w:pPr>
-      <w:r>
-        <w:t xml:space="preserve">     B. 7/32</w:t>
-      </w:r>
-    </w:p>
-    <w:p>
-      <w:pPr>
-        <w:spacing w:after="40" w:before="0"/>
-      </w:pPr>
-      <w:r>
-        <w:t xml:space="preserve">     C. 1/2</w:t>
-      </w:r>
-    </w:p>
-    <w:p>
-      <w:pPr>
-        <w:spacing w:after="40" w:before="0"/>
-      </w:pPr>
-      <w:r>
-        <w:t xml:space="preserve">     D. 4/7</w:t>
-      </w:r>
-    </w:p>
-    <w:p>
-      <w:pPr>
-        <w:spacing w:after="60" w:before="120"/>
-      </w:pPr>
-      <w:r>
-        <w:rPr>
-          <w:color w:val="BBBBBB"/>
-        </w:rPr>
-        <w:t xml:space="preserve">______________________________________________________________________</w:t>
-      </w:r>
-    </w:p>
-    <w:p>
-      <w:r>
-        <w:br w:type="page"/>
-      </w:r>
-    </w:p>
-    <w:p>
-      <w:pPr>
-        <w:pStyle w:val="Heading1"/>
-        <w:spacing w:after="120"/>
-      </w:pPr>
-      <w:r>
-        <w:rPr>
-          <w:b/>
-          <w:bCs/>
-        </w:rPr>
-        <w:t xml:space="preserve">Answer Key (Teacher)</w:t>
-      </w:r>
-    </w:p>
-    <w:p>
-      <w:pPr>
-        <w:spacing w:after="40" w:before="0"/>
-      </w:pPr>
-      <w:r>
-        <w:rPr>
-          <w:b/>
-          <w:bCs/>
-        </w:rPr>
-        <w:t xml:space="preserve">1. A. 5/3</w:t>
-      </w:r>
-    </w:p>
-    <w:p>
-      <w:pPr>
-        <w:spacing w:after="20" w:before="0"/>
-      </w:pPr>
-      <w:r>
-        <w:t xml:space="preserve">     To find the reciprocal, flip the fraction. The reciprocal of 3/5 is 5/3.</w:t>
+        <w:t xml:space="preserve">     Watch for: A common mistake in Mean, Median, and Mode is finding the median without ordering the data first — students pick the middle number straight from the list as given (for 9, 4, 7, 2, 6 they say the median is 7, the middle position in that original order) instead of sorting least to greatest (2, 4, 6, 7, 9) and finding the true middle value, 6. Before finalizing a median, always reorder the data smallest to largest, then count to the middle position — and if there is an even number of values, average the two middle numbers.</w:t>
+      </w:r>
+    </w:p>
+    <w:p>
+      <w:pPr>
+        <w:spacing w:after="40" w:before="0"/>
+      </w:pPr>
+      <w:r>
+        <w:rPr>
+          <w:b/>
+          <w:bCs/>
+        </w:rPr>
+        <w:t xml:space="preserve">2. A. 5</w:t>
+      </w:r>
+    </w:p>
+    <w:p>
+      <w:pPr>
+        <w:spacing w:after="20" w:before="0"/>
+      </w:pPr>
+      <w:r>
+        <w:t xml:space="preserve">     Ordered: 2, 3, 5, 7, 9. The middle value is 5.</w:t>
       </w:r>
     </w:p>
     <w:p>
@@ -1434,27 +1604,171 @@
           <w:i/>
           <w:iCs/>
         </w:rPr>
-        <w:t xml:space="preserve">     Watch for: A common mistake in Divide Fractions is flipping the wrong fraction: students flip the dividend (the first fraction) instead of the divisor (the second fraction). For example, solving 3/4 ÷ 5/8 by flipping 3/4 to 4/3 and keeping 5/8 gives 4/3 × 5/8 = 20/24 = 5/6 — but only the divisor gets flipped. Keep 3/4, change ÷ to ×, and flip only the divisor 5/8 to its reciprocal 8/5: 3/4 × 8/5 = 24/20 = 6/5. Before you submit, check that the fraction you kept (the dividend) is still facing the same way it started.</w:t>
-      </w:r>
-    </w:p>
-    <w:p>
-      <w:pPr>
-        <w:spacing w:after="40" w:before="0"/>
-      </w:pPr>
-      <w:r>
-        <w:rPr>
-          <w:b/>
-          <w:bCs/>
-        </w:rPr>
-        <w:t xml:space="preserve">2. A. 2</w:t>
-      </w:r>
-    </w:p>
-    <w:p>
-      <w:pPr>
-        <w:spacing w:after="20" w:before="0"/>
-      </w:pPr>
-      <w:r>
-        <w:t xml:space="preserve">     1/2 ÷ 1/4 = 1/2 × 4/1 = 4/2 = 2. Two 1/4-size pieces fit into 1/2.</w:t>
+        <w:t xml:space="preserve">     Watch for: A common mistake in Mean, Median, and Mode is finding the median without ordering the data first — students pick the middle number straight from the list as given (for 9, 4, 7, 2, 6 they say the median is 7, the middle position in that original order) instead of sorting least to greatest (2, 4, 6, 7, 9) and finding the true middle value, 6. Before finalizing a median, always reorder the data smallest to largest, then count to the middle position — and if there is an even number of values, average the two middle numbers.</w:t>
+      </w:r>
+    </w:p>
+    <w:p>
+      <w:pPr>
+        <w:spacing w:after="40" w:before="0"/>
+      </w:pPr>
+      <w:r>
+        <w:rPr>
+          <w:b/>
+          <w:bCs/>
+        </w:rPr>
+        <w:t xml:space="preserve">3. Table</w:t>
+      </w:r>
+    </w:p>
+    <w:p>
+      <w:pPr>
+        <w:spacing w:after="20" w:before="0"/>
+      </w:pPr>
+      <w:r>
+        <w:t xml:space="preserve">     5, 8, 8, 10, 14 — Mean: 9</w:t>
+      </w:r>
+    </w:p>
+    <w:p>
+      <w:pPr>
+        <w:spacing w:after="20" w:before="0"/>
+      </w:pPr>
+      <w:r>
+        <w:t xml:space="preserve">     5, 8, 8, 10, 14 — Median: 8</w:t>
+      </w:r>
+    </w:p>
+    <w:p>
+      <w:pPr>
+        <w:spacing w:after="20" w:before="0"/>
+      </w:pPr>
+      <w:r>
+        <w:t xml:space="preserve">     5, 8, 8, 10, 14 — Mode: 8</w:t>
+      </w:r>
+    </w:p>
+    <w:p>
+      <w:pPr>
+        <w:spacing w:after="20" w:before="0"/>
+      </w:pPr>
+      <w:r>
+        <w:t xml:space="preserve">     20, 25, 25, 30, 25, 35 — Mean: 26.67</w:t>
+      </w:r>
+    </w:p>
+    <w:p>
+      <w:pPr>
+        <w:spacing w:after="20" w:before="0"/>
+      </w:pPr>
+      <w:r>
+        <w:t xml:space="preserve">     20, 25, 25, 30, 25, 35 — Median: 25</w:t>
+      </w:r>
+    </w:p>
+    <w:p>
+      <w:pPr>
+        <w:spacing w:after="20" w:before="0"/>
+      </w:pPr>
+      <w:r>
+        <w:t xml:space="preserve">     20, 25, 25, 30, 25, 35 — Mode: 25</w:t>
+      </w:r>
+    </w:p>
+    <w:p>
+      <w:pPr>
+        <w:spacing w:after="20" w:before="0"/>
+      </w:pPr>
+      <w:r>
+        <w:t xml:space="preserve">     100, 110, 90, 100, 115, 95 — Mean: 101.67</w:t>
+      </w:r>
+    </w:p>
+    <w:p>
+      <w:pPr>
+        <w:spacing w:after="20" w:before="0"/>
+      </w:pPr>
+      <w:r>
+        <w:t xml:space="preserve">     100, 110, 90, 100, 115, 95 — Median: 100</w:t>
+      </w:r>
+    </w:p>
+    <w:p>
+      <w:pPr>
+        <w:spacing w:after="20" w:before="0"/>
+      </w:pPr>
+      <w:r>
+        <w:t xml:space="preserve">     100, 110, 90, 100, 115, 95 — Mode: 100</w:t>
+      </w:r>
+    </w:p>
+    <w:p>
+      <w:pPr>
+        <w:spacing w:after="40" w:before="0"/>
+      </w:pPr>
+      <w:r>
+        <w:t xml:space="preserve"/>
+      </w:r>
+    </w:p>
+    <w:p>
+      <w:pPr>
+        <w:spacing w:after="40" w:before="0"/>
+      </w:pPr>
+      <w:r>
+        <w:rPr>
+          <w:b/>
+          <w:bCs/>
+        </w:rPr>
+        <w:t xml:space="preserve">4. Matches:</w:t>
+      </w:r>
+    </w:p>
+    <w:p>
+      <w:pPr>
+        <w:spacing w:after="20" w:before="0"/>
+      </w:pPr>
+      <w:r>
+        <w:t xml:space="preserve">     Mean → Sum ÷ Count</w:t>
+      </w:r>
+    </w:p>
+    <w:p>
+      <w:pPr>
+        <w:spacing w:after="20" w:before="0"/>
+      </w:pPr>
+      <w:r>
+        <w:t xml:space="preserve">     Median → Middle value</w:t>
+      </w:r>
+    </w:p>
+    <w:p>
+      <w:pPr>
+        <w:spacing w:after="20" w:before="0"/>
+      </w:pPr>
+      <w:r>
+        <w:t xml:space="preserve">     Mode → Most frequent</w:t>
+      </w:r>
+    </w:p>
+    <w:p>
+      <w:pPr>
+        <w:spacing w:after="20" w:before="0"/>
+      </w:pPr>
+      <w:r>
+        <w:t xml:space="preserve">     Range → Max − Min</w:t>
+      </w:r>
+    </w:p>
+    <w:p>
+      <w:pPr>
+        <w:spacing w:after="40" w:before="0"/>
+      </w:pPr>
+      <w:r>
+        <w:t xml:space="preserve"/>
+      </w:r>
+    </w:p>
+    <w:p>
+      <w:pPr>
+        <w:spacing w:after="40" w:before="0"/>
+      </w:pPr>
+      <w:r>
+        <w:rPr>
+          <w:b/>
+          <w:bCs/>
+        </w:rPr>
+        <w:t xml:space="preserve">5. A. 7</w:t>
+      </w:r>
+    </w:p>
+    <w:p>
+      <w:pPr>
+        <w:spacing w:after="20" w:before="0"/>
+      </w:pPr>
+      <w:r>
+        <w:t xml:space="preserve">     With 6 values, the median is the average of the 3rd and 4th values: (6 + 8) ÷ 2 = 7.</w:t>
       </w:r>
     </w:p>
     <w:p>
@@ -1466,147 +1780,55 @@
           <w:i/>
           <w:iCs/>
         </w:rPr>
-        <w:t xml:space="preserve">     Watch for: A common mistake in Divide Fractions is flipping the wrong fraction: students flip the dividend (the first fraction) instead of the divisor (the second fraction). For example, solving 3/4 ÷ 5/8 by flipping 3/4 to 4/3 and keeping 5/8 gives 4/3 × 5/8 = 20/24 = 5/6 — but only the divisor gets flipped. Keep 3/4, change ÷ to ×, and flip only the divisor 5/8 to its reciprocal 8/5: 3/4 × 8/5 = 24/20 = 6/5. Before you submit, check that the fraction you kept (the dividend) is still facing the same way it started.</w:t>
-      </w:r>
-    </w:p>
-    <w:p>
-      <w:pPr>
-        <w:spacing w:after="40" w:before="0"/>
-      </w:pPr>
-      <w:r>
-        <w:rPr>
-          <w:b/>
-          <w:bCs/>
-        </w:rPr>
-        <w:t xml:space="preserve">3. Divide each pair of fractions using Keep, Change, Flip.</w:t>
-      </w:r>
-    </w:p>
-    <w:p>
-      <w:pPr>
-        <w:spacing w:after="20" w:before="0"/>
-      </w:pPr>
-      <w:r>
-        <w:t xml:space="preserve">     1/2 ÷ 1/6 → 3</w:t>
-      </w:r>
-    </w:p>
-    <w:p>
-      <w:pPr>
-        <w:spacing w:after="20" w:before="0"/>
-      </w:pPr>
-      <w:r>
-        <w:t xml:space="preserve">     3/4 ÷ 1/4 → 3</w:t>
-      </w:r>
-    </w:p>
-    <w:p>
-      <w:pPr>
-        <w:spacing w:after="20" w:before="0"/>
-      </w:pPr>
-      <w:r>
-        <w:t xml:space="preserve">     2/3 ÷ 1/3 → 2</w:t>
-      </w:r>
-    </w:p>
-    <w:p>
-      <w:pPr>
-        <w:spacing w:after="20" w:before="0"/>
-      </w:pPr>
-      <w:r>
-        <w:t xml:space="preserve">     5/8 ÷ 1/4 → 2 1/2</w:t>
-      </w:r>
-    </w:p>
-    <w:p>
-      <w:pPr>
-        <w:spacing w:after="40" w:before="0"/>
-      </w:pPr>
-      <w:r>
-        <w:t xml:space="preserve"/>
-      </w:r>
-    </w:p>
-    <w:p>
-      <w:pPr>
-        <w:spacing w:after="40" w:before="0"/>
-      </w:pPr>
-      <w:r>
-        <w:rPr>
-          <w:b/>
-          <w:bCs/>
-        </w:rPr>
-        <w:t xml:space="preserve">4. Matches:</w:t>
-      </w:r>
-    </w:p>
-    <w:p>
-      <w:pPr>
-        <w:spacing w:after="20" w:before="0"/>
-      </w:pPr>
-      <w:r>
-        <w:t xml:space="preserve">     4/5 ÷ 2/5 → 2</w:t>
-      </w:r>
-    </w:p>
-    <w:p>
-      <w:pPr>
-        <w:spacing w:after="20" w:before="0"/>
-      </w:pPr>
-      <w:r>
-        <w:t xml:space="preserve">     3/4 ÷ 3/8 → 2</w:t>
-      </w:r>
-    </w:p>
-    <w:p>
-      <w:pPr>
-        <w:spacing w:after="20" w:before="0"/>
-      </w:pPr>
-      <w:r>
-        <w:t xml:space="preserve">     5/6 ÷ 1/3 → 2 1/2</w:t>
-      </w:r>
-    </w:p>
-    <w:p>
-      <w:pPr>
-        <w:spacing w:after="20" w:before="0"/>
-      </w:pPr>
-      <w:r>
-        <w:t xml:space="preserve">     2/3 ÷ 1/6 → 4</w:t>
-      </w:r>
-    </w:p>
-    <w:p>
-      <w:pPr>
-        <w:spacing w:after="20" w:before="0"/>
-      </w:pPr>
-      <w:r>
-        <w:t xml:space="preserve">     7/8 ÷ 1/4 → 3 1/2</w:t>
-      </w:r>
-    </w:p>
-    <w:p>
-      <w:pPr>
-        <w:spacing w:after="20" w:before="0"/>
-      </w:pPr>
-      <w:r>
-        <w:t xml:space="preserve">     1/2 ÷ 3/4 → 2/3</w:t>
-      </w:r>
-    </w:p>
-    <w:p>
-      <w:pPr>
-        <w:spacing w:after="40" w:before="0"/>
-      </w:pPr>
-      <w:r>
-        <w:t xml:space="preserve"/>
-      </w:r>
-    </w:p>
-    <w:p>
-      <w:pPr>
-        <w:spacing w:after="40" w:before="0"/>
-      </w:pPr>
-      <w:r>
-        <w:rPr>
-          <w:b/>
-          <w:bCs/>
-        </w:rPr>
-        <w:t xml:space="preserve">5. A. 4 scoops</w:t>
-      </w:r>
-    </w:p>
-    <w:p>
-      <w:pPr>
-        <w:spacing w:after="20" w:before="0"/>
-      </w:pPr>
-      <w:r>
-        <w:t xml:space="preserve">     2/3 ÷ 1/6 = 2/3 × 6/1 = 12/3 = 4 scoops.</w:t>
+        <w:t xml:space="preserve">     Watch for: A common mistake in Mean, Median, and Mode is finding the median without ordering the data first — students pick the middle number straight from the list as given (for 9, 4, 7, 2, 6 they say the median is 7, the middle position in that original order) instead of sorting least to greatest (2, 4, 6, 7, 9) and finding the true middle value, 6. Before finalizing a median, always reorder the data smallest to largest, then count to the middle position — and if there is an even number of values, average the two middle numbers.</w:t>
+      </w:r>
+    </w:p>
+    <w:p>
+      <w:pPr>
+        <w:spacing w:after="40" w:before="0"/>
+      </w:pPr>
+      <w:r>
+        <w:rPr>
+          <w:b/>
+          <w:bCs/>
+        </w:rPr>
+        <w:t xml:space="preserve">6. onLevel — The Even-Count Median Mistake</w:t>
+      </w:r>
+    </w:p>
+    <w:p>
+      <w:pPr>
+        <w:spacing w:after="20" w:before="0"/>
+      </w:pPr>
+      <w:r>
+        <w:t xml:space="preserve">     The mistake is in Step 3.</w:t>
+      </w:r>
+    </w:p>
+    <w:p>
+      <w:pPr>
+        <w:spacing w:after="20" w:before="0"/>
+      </w:pPr>
+      <w:r>
+        <w:t xml:space="preserve">     Correct work: When a data set has an EVEN number of values there is no single middle number. You must average the TWO middle values. Here the 3rd and 4th values are 10 and 14, so the median = (10 + 14) ÷ 2 = 12, not 10.</w:t>
+      </w:r>
+    </w:p>
+    <w:p>
+      <w:pPr>
+        <w:spacing w:after="40" w:before="0"/>
+      </w:pPr>
+      <w:r>
+        <w:rPr>
+          <w:b/>
+          <w:bCs/>
+        </w:rPr>
+        <w:t xml:space="preserve">7. A. 6</w:t>
+      </w:r>
+    </w:p>
+    <w:p>
+      <w:pPr>
+        <w:spacing w:after="20" w:before="0"/>
+      </w:pPr>
+      <w:r>
+        <w:t xml:space="preserve">     Add the points: 4 + 8 + 6 + 10 + 2 = 30. Divide by 5 quarters: 30 ÷ 5 = 6.</w:t>
       </w:r>
     </w:p>
     <w:p>
@@ -1618,55 +1840,27 @@
           <w:i/>
           <w:iCs/>
         </w:rPr>
-        <w:t xml:space="preserve">     Watch for: A common mistake in Divide Fractions is flipping the wrong fraction: students flip the dividend (the first fraction) instead of the divisor (the second fraction). For example, solving 3/4 ÷ 5/8 by flipping 3/4 to 4/3 and keeping 5/8 gives 4/3 × 5/8 = 20/24 = 5/6 — but only the divisor gets flipped. Keep 3/4, change ÷ to ×, and flip only the divisor 5/8 to its reciprocal 8/5: 3/4 × 8/5 = 24/20 = 6/5. Before you submit, check that the fraction you kept (the dividend) is still facing the same way it started.</w:t>
-      </w:r>
-    </w:p>
-    <w:p>
-      <w:pPr>
-        <w:spacing w:after="40" w:before="0"/>
-      </w:pPr>
-      <w:r>
-        <w:rPr>
-          <w:b/>
-          <w:bCs/>
-        </w:rPr>
-        <w:t xml:space="preserve">6. Spot the Common Mistake</w:t>
-      </w:r>
-    </w:p>
-    <w:p>
-      <w:pPr>
-        <w:spacing w:after="20" w:before="0"/>
-      </w:pPr>
-      <w:r>
-        <w:t xml:space="preserve">     The mistake is in Step 2.</w:t>
-      </w:r>
-    </w:p>
-    <w:p>
-      <w:pPr>
-        <w:spacing w:after="20" w:before="0"/>
-      </w:pPr>
-      <w:r>
-        <w:t xml:space="preserve">     Correct work: The student changed ÷ to × but forgot to flip the divisor. Keep 2/3, change ÷ to ×, and flip the divisor 1/2 to its reciprocal 2/1: 2/3 × 2/1 = 4/3 = 1 1/3. The correct quotient is 4/3 (1 1/3), not 1/3.</w:t>
-      </w:r>
-    </w:p>
-    <w:p>
-      <w:pPr>
-        <w:spacing w:after="40" w:before="0"/>
-      </w:pPr>
-      <w:r>
-        <w:rPr>
-          <w:b/>
-          <w:bCs/>
-        </w:rPr>
-        <w:t xml:space="preserve">7. A. 3/2</w:t>
-      </w:r>
-    </w:p>
-    <w:p>
-      <w:pPr>
-        <w:spacing w:after="20" w:before="0"/>
-      </w:pPr>
-      <w:r>
-        <w:t xml:space="preserve">     (3/4) ÷ (1/2) = (3/4) × (2/1) = 6/4 = 3/2.</w:t>
+        <w:t xml:space="preserve">     Watch for: A common mistake in Mean, Median, and Mode is finding the median without ordering the data first — students pick the middle number straight from the list as given (for 9, 4, 7, 2, 6 they say the median is 7, the middle position in that original order) instead of sorting least to greatest (2, 4, 6, 7, 9) and finding the true middle value, 6. Before finalizing a median, always reorder the data smallest to largest, then count to the middle position — and if there is an even number of values, average the two middle numbers.</w:t>
+      </w:r>
+    </w:p>
+    <w:p>
+      <w:pPr>
+        <w:spacing w:after="40" w:before="0"/>
+      </w:pPr>
+      <w:r>
+        <w:rPr>
+          <w:b/>
+          <w:bCs/>
+        </w:rPr>
+        <w:t xml:space="preserve">8. A. 5</w:t>
+      </w:r>
+    </w:p>
+    <w:p>
+      <w:pPr>
+        <w:spacing w:after="20" w:before="0"/>
+      </w:pPr>
+      <w:r>
+        <w:t xml:space="preserve">     Order the saves first: 2, 3, 5, 7, 9. The middle (3rd) value is 5, so the median is 5.</w:t>
       </w:r>
     </w:p>
     <w:p>
@@ -1678,27 +1872,27 @@
           <w:i/>
           <w:iCs/>
         </w:rPr>
-        <w:t xml:space="preserve">     Watch for: A common mistake in Divide Fractions is flipping the wrong fraction: students flip the dividend (the first fraction) instead of the divisor (the second fraction). For example, solving 3/4 ÷ 5/8 by flipping 3/4 to 4/3 and keeping 5/8 gives 4/3 × 5/8 = 20/24 = 5/6 — but only the divisor gets flipped. Keep 3/4, change ÷ to ×, and flip only the divisor 5/8 to its reciprocal 8/5: 3/4 × 8/5 = 24/20 = 6/5. Before you submit, check that the fraction you kept (the dividend) is still facing the same way it started.</w:t>
-      </w:r>
-    </w:p>
-    <w:p>
-      <w:pPr>
-        <w:spacing w:after="40" w:before="0"/>
-      </w:pPr>
-      <w:r>
-        <w:rPr>
-          <w:b/>
-          <w:bCs/>
-        </w:rPr>
-        <w:t xml:space="preserve">8. A. 3/2</w:t>
-      </w:r>
-    </w:p>
-    <w:p>
-      <w:pPr>
-        <w:spacing w:after="20" w:before="0"/>
-      </w:pPr>
-      <w:r>
-        <w:t xml:space="preserve">     (2/3) × (9/4) = 18/12 = 3/2.</w:t>
+        <w:t xml:space="preserve">     Watch for: A common mistake in Mean, Median, and Mode is finding the median without ordering the data first — students pick the middle number straight from the list as given (for 9, 4, 7, 2, 6 they say the median is 7, the middle position in that original order) instead of sorting least to greatest (2, 4, 6, 7, 9) and finding the true middle value, 6. Before finalizing a median, always reorder the data smallest to largest, then count to the middle position — and if there is an even number of values, average the two middle numbers.</w:t>
+      </w:r>
+    </w:p>
+    <w:p>
+      <w:pPr>
+        <w:spacing w:after="40" w:before="0"/>
+      </w:pPr>
+      <w:r>
+        <w:rPr>
+          <w:b/>
+          <w:bCs/>
+        </w:rPr>
+        <w:t xml:space="preserve">9. A. 4</w:t>
+      </w:r>
+    </w:p>
+    <w:p>
+      <w:pPr>
+        <w:spacing w:after="20" w:before="0"/>
+      </w:pPr>
+      <w:r>
+        <w:t xml:space="preserve">     The mode is the value that appears most often. 4 shows up twice; every other value appears once. So the mode is 4.</w:t>
       </w:r>
     </w:p>
     <w:p>
@@ -1710,71 +1904,59 @@
           <w:i/>
           <w:iCs/>
         </w:rPr>
-        <w:t xml:space="preserve">     Watch for: A common mistake in Divide Fractions is flipping the wrong fraction: students flip the dividend (the first fraction) instead of the divisor (the second fraction). For example, solving 3/4 ÷ 5/8 by flipping 3/4 to 4/3 and keeping 5/8 gives 4/3 × 5/8 = 20/24 = 5/6 — but only the divisor gets flipped. Keep 3/4, change ÷ to ×, and flip only the divisor 5/8 to its reciprocal 8/5: 3/4 × 8/5 = 24/20 = 6/5. Before you submit, check that the fraction you kept (the dividend) is still facing the same way it started.</w:t>
-      </w:r>
-    </w:p>
-    <w:p>
-      <w:pPr>
-        <w:spacing w:after="40" w:before="0"/>
-      </w:pPr>
-      <w:r>
-        <w:rPr>
-          <w:b/>
-          <w:bCs/>
-        </w:rPr>
-        <w:t xml:space="preserve">9. A. 2</w:t>
-      </w:r>
-    </w:p>
-    <w:p>
-      <w:pPr>
-        <w:spacing w:after="20" w:before="0"/>
-      </w:pPr>
-      <w:r>
-        <w:t xml:space="preserve">     (5/6) × (12/5) = 60/30 = 2.</w:t>
-      </w:r>
-    </w:p>
-    <w:p>
-      <w:pPr>
-        <w:spacing w:after="80" w:before="0"/>
-      </w:pPr>
-      <w:r>
-        <w:rPr>
-          <w:i/>
-          <w:iCs/>
-        </w:rPr>
-        <w:t xml:space="preserve">     Watch for: A common mistake in Divide Fractions is flipping the wrong fraction: students flip the dividend (the first fraction) instead of the divisor (the second fraction). For example, solving 3/4 ÷ 5/8 by flipping 3/4 to 4/3 and keeping 5/8 gives 4/3 × 5/8 = 20/24 = 5/6 — but only the divisor gets flipped. Keep 3/4, change ÷ to ×, and flip only the divisor 5/8 to its reciprocal 8/5: 3/4 × 8/5 = 24/20 = 6/5. Before you submit, check that the fraction you kept (the dividend) is still facing the same way it started.</w:t>
-      </w:r>
-    </w:p>
-    <w:p>
-      <w:pPr>
-        <w:spacing w:after="40" w:before="0"/>
-      </w:pPr>
-      <w:r>
-        <w:rPr>
-          <w:b/>
-          <w:bCs/>
-        </w:rPr>
-        <w:t xml:space="preserve">10. A. 7/2</w:t>
-      </w:r>
-    </w:p>
-    <w:p>
-      <w:pPr>
-        <w:spacing w:after="20" w:before="0"/>
-      </w:pPr>
-      <w:r>
-        <w:t xml:space="preserve">     (7/8) × (4/1) = 28/8 = 7/2.</w:t>
-      </w:r>
-    </w:p>
-    <w:p>
-      <w:pPr>
-        <w:spacing w:after="80" w:before="0"/>
-      </w:pPr>
-      <w:r>
-        <w:rPr>
-          <w:i/>
-          <w:iCs/>
-        </w:rPr>
-        <w:t xml:space="preserve">     Watch for: A common mistake in Divide Fractions is flipping the wrong fraction: students flip the dividend (the first fraction) instead of the divisor (the second fraction). For example, solving 3/4 ÷ 5/8 by flipping 3/4 to 4/3 and keeping 5/8 gives 4/3 × 5/8 = 20/24 = 5/6 — but only the divisor gets flipped. Keep 3/4, change ÷ to ×, and flip only the divisor 5/8 to its reciprocal 8/5: 3/4 × 8/5 = 24/20 = 6/5. Before you submit, check that the fraction you kept (the dividend) is still facing the same way it started.</w:t>
+        <w:t xml:space="preserve">     Watch for: A common mistake in Mean, Median, and Mode is finding the median without ordering the data first — students pick the middle number straight from the list as given (for 9, 4, 7, 2, 6 they say the median is 7, the middle position in that original order) instead of sorting least to greatest (2, 4, 6, 7, 9) and finding the true middle value, 6. Before finalizing a median, always reorder the data smallest to largest, then count to the middle position — and if there is an even number of values, average the two middle numbers.</w:t>
+      </w:r>
+    </w:p>
+    <w:p>
+      <w:pPr>
+        <w:spacing w:after="40" w:before="0"/>
+      </w:pPr>
+      <w:r>
+        <w:rPr>
+          <w:b/>
+          <w:bCs/>
+        </w:rPr>
+        <w:t xml:space="preserve">10. Matches:</w:t>
+      </w:r>
+    </w:p>
+    <w:p>
+      <w:pPr>
+        <w:spacing w:after="20" w:before="0"/>
+      </w:pPr>
+      <w:r>
+        <w:t xml:space="preserve">     Game points 9, 3, 7, 5, 6 → MEAN → 6</w:t>
+      </w:r>
+    </w:p>
+    <w:p>
+      <w:pPr>
+        <w:spacing w:after="20" w:before="0"/>
+      </w:pPr>
+      <w:r>
+        <w:t xml:space="preserve">     Rebounds 8, 3, 11, 7, 1 → MEDIAN → 7</w:t>
+      </w:r>
+    </w:p>
+    <w:p>
+      <w:pPr>
+        <w:spacing w:after="20" w:before="0"/>
+      </w:pPr>
+      <w:r>
+        <w:t xml:space="preserve">     Jersey numbers 9, 2, 9, 6, 9, 3 → MODE → 9</w:t>
+      </w:r>
+    </w:p>
+    <w:p>
+      <w:pPr>
+        <w:spacing w:after="20" w:before="0"/>
+      </w:pPr>
+      <w:r>
+        <w:t xml:space="preserve">     Assists 14, 10, 18, 12, 16 → MEAN → 14</w:t>
+      </w:r>
+    </w:p>
+    <w:p>
+      <w:pPr>
+        <w:spacing w:after="40" w:before="0"/>
+      </w:pPr>
+      <w:r>
+        <w:t xml:space="preserve"/>
       </w:r>
     </w:p>
     <w:sectPr>

--- a/lessons/2-3/homework.docx
+++ b/lessons/2-3/homework.docx
@@ -12,7 +12,7 @@
           <w:b/>
           <w:bCs/>
         </w:rPr>
-        <w:t xml:space="preserve">Mean, Median, and Mode — Homework</w:t>
+        <w:t xml:space="preserve">Describe the Data Using the Median — Homework</w:t>
       </w:r>
     </w:p>
     <w:p>
@@ -24,7 +24,7 @@
           <w:i/>
           <w:iCs/>
         </w:rPr>
-        <w:t xml:space="preserve">Lesson 8-2  •  Standard 6.DS.4</w:t>
+        <w:t xml:space="preserve">Lesson 2-3  •  Standard 6.DS.4</w:t>
       </w:r>
     </w:p>
     <w:p>
@@ -161,10 +161,10 @@
           <w:b/>
           <w:bCs/>
         </w:rPr>
-        <w:t xml:space="preserve">Mean (Media)</w:t>
-      </w:r>
-      <w:r>
-        <w:t xml:space="preserve"> — The average. Add all the numbers, then divide by how many there are.</w:t>
+        <w:t xml:space="preserve">Mean, Median, and Mode (Media, mediana y moda)</w:t>
+      </w:r>
+      <w:r>
+        <w:t xml:space="preserve"> — Measures that describe a data set's center: average, middle value, and most frequent value.</w:t>
       </w:r>
     </w:p>
     <w:p>
@@ -224,10 +224,10 @@
           <w:b/>
           <w:bCs/>
         </w:rPr>
-        <w:t xml:space="preserve">Median (Mediana)</w:t>
-      </w:r>
-      <w:r>
-        <w:t xml:space="preserve"> — The middle number when you put them in order.</w:t>
+        <w:t xml:space="preserve">Mean (Media)</w:t>
+      </w:r>
+      <w:r>
+        <w:t xml:space="preserve"> — The average. Add all the numbers, then divide by how many there are.</w:t>
       </w:r>
     </w:p>
     <w:p>
@@ -287,10 +287,10 @@
           <w:b/>
           <w:bCs/>
         </w:rPr>
-        <w:t xml:space="preserve">Mode (Moda)</w:t>
-      </w:r>
-      <w:r>
-        <w:t xml:space="preserve"> — The number that shows up most often.</w:t>
+        <w:t xml:space="preserve">Median (Mediana)</w:t>
+      </w:r>
+      <w:r>
+        <w:t xml:space="preserve"> — The middle number when you put them in order.</w:t>
       </w:r>
     </w:p>
     <w:p>
@@ -350,10 +350,10 @@
           <w:b/>
           <w:bCs/>
         </w:rPr>
-        <w:t xml:space="preserve">Outlier (Valor atípico)</w:t>
-      </w:r>
-      <w:r>
-        <w:t xml:space="preserve"> — A number that is much bigger or smaller than the rest.</w:t>
+        <w:t xml:space="preserve">Mode (Moda)</w:t>
+      </w:r>
+      <w:r>
+        <w:t xml:space="preserve"> — The number that shows up most often.</w:t>
       </w:r>
     </w:p>
     <w:p>
@@ -413,10 +413,10 @@
           <w:b/>
           <w:bCs/>
         </w:rPr>
-        <w:t xml:space="preserve">Data distribution (Distribución de datos)</w:t>
-      </w:r>
-      <w:r>
-        <w:t xml:space="preserve"> — How the data looks: where it sits and how spread out it is.</w:t>
+        <w:t xml:space="preserve">Outlier (Valor atípico)</w:t>
+      </w:r>
+      <w:r>
+        <w:t xml:space="preserve"> — A number that is much bigger or smaller than the rest.</w:t>
       </w:r>
     </w:p>
     <w:p>
@@ -476,6 +476,69 @@
           <w:b/>
           <w:bCs/>
         </w:rPr>
+        <w:t xml:space="preserve">Data distribution (Distribución de datos)</w:t>
+      </w:r>
+      <w:r>
+        <w:t xml:space="preserve"> — How the data looks: where it sits and how spread out it is.</w:t>
+      </w:r>
+    </w:p>
+    <w:p>
+      <w:pPr>
+        <w:keepNext/>
+        <w:spacing w:after="20" w:before="80"/>
+        <w:jc w:val="center"/>
+      </w:pPr>
+      <w:r>
+        <w:drawing>
+          <wp:inline distT="0" distB="0" distL="0" distR="0">
+            <wp:extent cx="1047750" cy="790575"/>
+            <wp:effectExtent t="0" r="0" b="0" l="0"/>
+            <wp:docPr id="1" name="" descr="" title=""/>
+            <wp:cNvGraphicFramePr>
+              <a:graphicFrameLocks xmlns:a="http://schemas.openxmlformats.org/drawingml/2006/main" noChangeAspect="1"/>
+            </wp:cNvGraphicFramePr>
+            <a:graphic xmlns:a="http://schemas.openxmlformats.org/drawingml/2006/main">
+              <a:graphicData uri="http://schemas.openxmlformats.org/drawingml/2006/picture">
+                <pic:pic xmlns:pic="http://schemas.openxmlformats.org/drawingml/2006/picture">
+                  <pic:nvPicPr>
+                    <pic:cNvPr id="0" name="" descr=""/>
+                    <pic:cNvPicPr>
+                      <a:picLocks noChangeAspect="1" noChangeArrowheads="1"/>
+                    </pic:cNvPicPr>
+                  </pic:nvPicPr>
+                  <pic:blipFill>
+                    <a:blip r:embed="rId13" cstate="none"/>
+                    <a:srcRect/>
+                    <a:stretch>
+                      <a:fillRect/>
+                    </a:stretch>
+                  </pic:blipFill>
+                  <pic:spPr bwMode="auto">
+                    <a:xfrm>
+                      <a:off x="0" y="0"/>
+                      <a:ext cx="1047750" cy="790575"/>
+                    </a:xfrm>
+                    <a:prstGeom prst="rect">
+                      <a:avLst/>
+                    </a:prstGeom>
+                  </pic:spPr>
+                </pic:pic>
+              </a:graphicData>
+            </a:graphic>
+          </wp:inline>
+        </w:drawing>
+      </w:r>
+    </w:p>
+    <w:p>
+      <w:pPr>
+        <w:keepNext/>
+        <w:spacing w:after="120"/>
+      </w:pPr>
+      <w:r>
+        <w:rPr>
+          <w:b/>
+          <w:bCs/>
+        </w:rPr>
         <w:t xml:space="preserve">Variability (Variabilidad)</w:t>
       </w:r>
       <w:r>
@@ -1119,7 +1182,7 @@
           <w:b/>
           <w:bCs/>
         </w:rPr>
-        <w:t xml:space="preserve">6. onLevel — The Even-Count Median Mistake</w:t>
+        <w:t xml:space="preserve">6. The Even-Count Median Mistake</w:t>
       </w:r>
     </w:p>
     <w:p>
@@ -1792,7 +1855,7 @@
           <w:b/>
           <w:bCs/>
         </w:rPr>
-        <w:t xml:space="preserve">6. onLevel — The Even-Count Median Mistake</w:t>
+        <w:t xml:space="preserve">6. The Even-Count Median Mistake</w:t>
       </w:r>
     </w:p>
     <w:p>
@@ -1809,6 +1872,14 @@
       </w:pPr>
       <w:r>
         <w:t xml:space="preserve">     Correct work: When a data set has an EVEN number of values there is no single middle number. You must average the TWO middle values. Here the 3rd and 4th values are 10 and 14, so the median = (10 + 14) ÷ 2 = 12, not 10.</w:t>
+      </w:r>
+    </w:p>
+    <w:p>
+      <w:pPr>
+        <w:spacing w:after="80" w:before="0"/>
+      </w:pPr>
+      <w:r>
+        <w:t xml:space="preserve">     Watch for: With 6 values there is no single number sitting in the middle — positions 3 and 4 tie for the center. The 3rd and 4th values are 10 and 14, so the median is their average, (10 + 14) ÷ 2 = 12, not just the lower one.</w:t>
       </w:r>
     </w:p>
     <w:p>

--- a/lessons/2-3/homework.docx
+++ b/lessons/2-3/homework.docx
@@ -80,7 +80,7 @@
         <w:spacing w:after="60" w:before="0"/>
       </w:pPr>
       <w:r>
-        <w:t xml:space="preserve">Content: I can find the mean, median, and mode of a data set.</w:t>
+        <w:t xml:space="preserve">Content: I can find the median of a data set and use it to describe what is typical.</w:t>
       </w:r>
     </w:p>
     <w:p>
@@ -88,7 +88,7 @@
         <w:spacing w:after="60" w:before="0"/>
       </w:pPr>
       <w:r>
-        <w:t xml:space="preserve">Language: I can explain my reasoning using the words mean, median, mode, and outlier.</w:t>
+        <w:t xml:space="preserve">Language: I can explain the median using the words order, middle, typical, and half.</w:t>
       </w:r>
     </w:p>
     <w:p>
@@ -161,10 +161,10 @@
           <w:b/>
           <w:bCs/>
         </w:rPr>
-        <w:t xml:space="preserve">Mean, Median, and Mode (Media, mediana y moda)</w:t>
-      </w:r>
-      <w:r>
-        <w:t xml:space="preserve"> — Measures that describe a data set's center: average, middle value, and most frequent value.</w:t>
+        <w:t xml:space="preserve">Describe the Data Using the Median (Describir los datos con la mediana)</w:t>
+      </w:r>
+      <w:r>
+        <w:t xml:space="preserve"> — Using the middle value of the ordered data to say what is typical for the whole set.</w:t>
       </w:r>
     </w:p>
     <w:p>
@@ -224,10 +224,10 @@
           <w:b/>
           <w:bCs/>
         </w:rPr>
-        <w:t xml:space="preserve">Mean (Media)</w:t>
-      </w:r>
-      <w:r>
-        <w:t xml:space="preserve"> — The average. Add all the numbers, then divide by how many there are.</w:t>
+        <w:t xml:space="preserve">Median (Mediana)</w:t>
+      </w:r>
+      <w:r>
+        <w:t xml:space="preserve"> — The middle number when you put them in order.</w:t>
       </w:r>
     </w:p>
     <w:p>
@@ -287,10 +287,10 @@
           <w:b/>
           <w:bCs/>
         </w:rPr>
-        <w:t xml:space="preserve">Median (Mediana)</w:t>
-      </w:r>
-      <w:r>
-        <w:t xml:space="preserve"> — The middle number when you put them in order.</w:t>
+        <w:t xml:space="preserve">Mode (Moda)</w:t>
+      </w:r>
+      <w:r>
+        <w:t xml:space="preserve"> — The number that shows up most often.</w:t>
       </w:r>
     </w:p>
     <w:p>
@@ -350,10 +350,10 @@
           <w:b/>
           <w:bCs/>
         </w:rPr>
-        <w:t xml:space="preserve">Mode (Moda)</w:t>
-      </w:r>
-      <w:r>
-        <w:t xml:space="preserve"> — The number that shows up most often.</w:t>
+        <w:t xml:space="preserve">Outlier (Valor atípico)</w:t>
+      </w:r>
+      <w:r>
+        <w:t xml:space="preserve"> — A number that is much bigger or smaller than the rest.</w:t>
       </w:r>
     </w:p>
     <w:p>
@@ -413,10 +413,10 @@
           <w:b/>
           <w:bCs/>
         </w:rPr>
-        <w:t xml:space="preserve">Outlier (Valor atípico)</w:t>
-      </w:r>
-      <w:r>
-        <w:t xml:space="preserve"> — A number that is much bigger or smaller than the rest.</w:t>
+        <w:t xml:space="preserve">Data distribution (Distribución de datos)</w:t>
+      </w:r>
+      <w:r>
+        <w:t xml:space="preserve"> — How the data looks: where it sits and how spread out it is.</w:t>
       </w:r>
     </w:p>
     <w:p>
@@ -445,69 +445,6 @@
                   </pic:nvPicPr>
                   <pic:blipFill>
                     <a:blip r:embed="rId12" cstate="none"/>
-                    <a:srcRect/>
-                    <a:stretch>
-                      <a:fillRect/>
-                    </a:stretch>
-                  </pic:blipFill>
-                  <pic:spPr bwMode="auto">
-                    <a:xfrm>
-                      <a:off x="0" y="0"/>
-                      <a:ext cx="1047750" cy="790575"/>
-                    </a:xfrm>
-                    <a:prstGeom prst="rect">
-                      <a:avLst/>
-                    </a:prstGeom>
-                  </pic:spPr>
-                </pic:pic>
-              </a:graphicData>
-            </a:graphic>
-          </wp:inline>
-        </w:drawing>
-      </w:r>
-    </w:p>
-    <w:p>
-      <w:pPr>
-        <w:keepNext/>
-        <w:spacing w:after="120"/>
-      </w:pPr>
-      <w:r>
-        <w:rPr>
-          <w:b/>
-          <w:bCs/>
-        </w:rPr>
-        <w:t xml:space="preserve">Data distribution (Distribución de datos)</w:t>
-      </w:r>
-      <w:r>
-        <w:t xml:space="preserve"> — How the data looks: where it sits and how spread out it is.</w:t>
-      </w:r>
-    </w:p>
-    <w:p>
-      <w:pPr>
-        <w:keepNext/>
-        <w:spacing w:after="20" w:before="80"/>
-        <w:jc w:val="center"/>
-      </w:pPr>
-      <w:r>
-        <w:drawing>
-          <wp:inline distT="0" distB="0" distL="0" distR="0">
-            <wp:extent cx="1047750" cy="790575"/>
-            <wp:effectExtent t="0" r="0" b="0" l="0"/>
-            <wp:docPr id="1" name="" descr="" title=""/>
-            <wp:cNvGraphicFramePr>
-              <a:graphicFrameLocks xmlns:a="http://schemas.openxmlformats.org/drawingml/2006/main" noChangeAspect="1"/>
-            </wp:cNvGraphicFramePr>
-            <a:graphic xmlns:a="http://schemas.openxmlformats.org/drawingml/2006/main">
-              <a:graphicData uri="http://schemas.openxmlformats.org/drawingml/2006/picture">
-                <pic:pic xmlns:pic="http://schemas.openxmlformats.org/drawingml/2006/picture">
-                  <pic:nvPicPr>
-                    <pic:cNvPr id="0" name="" descr=""/>
-                    <pic:cNvPicPr>
-                      <a:picLocks noChangeAspect="1" noChangeArrowheads="1"/>
-                    </pic:cNvPicPr>
-                  </pic:nvPicPr>
-                  <pic:blipFill>
-                    <a:blip r:embed="rId13" cstate="none"/>
                     <a:srcRect/>
                     <a:stretch>
                       <a:fillRect/>
